--- a/6-过程管理/流程制度规范类文件/060110-容量管理策略.docx
+++ b/6-过程管理/流程制度规范类文件/060110-容量管理策略.docx
@@ -7,11 +7,21 @@
         <w:pStyle w:val="35"/>
         <w:bidi w:val="0"/>
         <w:rPr>
-          <w:rFonts w:hint="default"/>
-          <w:lang w:val="en-US" w:eastAsia="zh-CN"/>
-        </w:rPr>
-      </w:pPr>
-      <w:bookmarkStart w:id="0" w:name="_Toc23232"/>
+          <w:rFonts w:hint="eastAsia"/>
+          <w:lang w:val="en-US" w:eastAsia="zh-CN"/>
+        </w:rPr>
+      </w:pPr>
+      <w:bookmarkStart w:id="0" w:name="_Toc8170"/>
+    </w:p>
+    <w:p>
+      <w:pPr>
+        <w:pStyle w:val="35"/>
+        <w:bidi w:val="0"/>
+        <w:rPr>
+          <w:rFonts w:hint="default"/>
+          <w:lang w:val="en-US" w:eastAsia="zh-CN"/>
+        </w:rPr>
+      </w:pPr>
       <w:r>
         <w:rPr>
           <w:rFonts w:hint="eastAsia"/>
@@ -26,7 +36,7 @@
         <w:pStyle w:val="36"/>
         <w:bidi w:val="0"/>
       </w:pPr>
-      <w:bookmarkStart w:id="1" w:name="_Toc4394"/>
+      <w:bookmarkStart w:id="1" w:name="_Toc5857"/>
       <w:r>
         <w:t>甘肃国邦信息科技有限公司</w:t>
       </w:r>
@@ -92,7 +102,7 @@
           <w:szCs w:val="21"/>
         </w:rPr>
       </w:pPr>
-      <w:bookmarkStart w:id="2" w:name="_Toc12657"/>
+      <w:bookmarkStart w:id="2" w:name="_Toc3480"/>
       <w:r>
         <w:rPr>
           <w:rFonts w:ascii="宋体" w:hAnsi="宋体" w:eastAsia="宋体" w:cs="宋体"/>
@@ -767,12 +777,6 @@
             <w:insideH w:val="single" w:color="000000" w:sz="4" w:space="0"/>
             <w:insideV w:val="single" w:color="000000" w:sz="4" w:space="0"/>
           </w:tblBorders>
-          <w:tblCellMar>
-            <w:top w:w="0" w:type="dxa"/>
-            <w:left w:w="0" w:type="dxa"/>
-            <w:bottom w:w="0" w:type="dxa"/>
-            <w:right w:w="0" w:type="dxa"/>
-          </w:tblCellMar>
         </w:tblPrEx>
         <w:trPr>
           <w:trHeight w:val="589" w:hRule="atLeast"/>
@@ -845,24 +849,6 @@
       </w:tr>
     </w:tbl>
     <w:p>
-      <w:pPr>
-        <w:bidi w:val="0"/>
-        <w:rPr>
-          <w:rFonts w:hint="eastAsia"/>
-        </w:rPr>
-      </w:pPr>
-    </w:p>
-    <w:p>
-      <w:pPr>
-        <w:bidi w:val="0"/>
-        <w:spacing w:line="360" w:lineRule="auto"/>
-        <w:rPr>
-          <w:rFonts w:ascii="宋体" w:hAnsi="宋体"/>
-          <w:szCs w:val="21"/>
-        </w:rPr>
-      </w:pPr>
-    </w:p>
-    <w:p>
       <w:r>
         <w:br w:type="page"/>
       </w:r>
@@ -919,8 +905,6 @@
               <w:tab w:val="right" w:leader="dot" w:pos="8306"/>
             </w:tabs>
           </w:pPr>
-          <w:bookmarkStart w:id="18" w:name="_GoBack"/>
-          <w:bookmarkEnd w:id="18"/>
           <w:r>
             <w:rPr>
               <w:rFonts w:hint="eastAsia" w:ascii="Microsoft JhengHei" w:hAnsi="Microsoft JhengHei" w:eastAsia="Microsoft JhengHei" w:cs="Microsoft JhengHei"/>
@@ -957,7 +941,7 @@
               <w:rFonts w:hint="eastAsia" w:ascii="Microsoft JhengHei" w:hAnsi="Microsoft JhengHei" w:eastAsia="Microsoft JhengHei" w:cs="Microsoft JhengHei"/>
               <w:szCs w:val="24"/>
             </w:rPr>
-            <w:instrText xml:space="preserve"> HYPERLINK \l _Toc23232 </w:instrText>
+            <w:instrText xml:space="preserve"> HYPERLINK \l _Toc8170 </w:instrText>
           </w:r>
           <w:r>
             <w:rPr>
@@ -980,7 +964,7 @@
             <w:fldChar w:fldCharType="begin"/>
           </w:r>
           <w:r>
-            <w:instrText xml:space="preserve"> PAGEREF _Toc23232 \h </w:instrText>
+            <w:instrText xml:space="preserve"> PAGEREF _Toc8170 \h </w:instrText>
           </w:r>
           <w:r>
             <w:fldChar w:fldCharType="separate"/>
@@ -1018,7 +1002,7 @@
               <w:rFonts w:hint="eastAsia" w:ascii="Microsoft JhengHei" w:hAnsi="Microsoft JhengHei" w:eastAsia="Microsoft JhengHei" w:cs="Microsoft JhengHei"/>
               <w:szCs w:val="24"/>
             </w:rPr>
-            <w:instrText xml:space="preserve"> HYPERLINK \l _Toc4394 </w:instrText>
+            <w:instrText xml:space="preserve"> HYPERLINK \l _Toc5857 </w:instrText>
           </w:r>
           <w:r>
             <w:rPr>
@@ -1037,7 +1021,7 @@
             <w:fldChar w:fldCharType="begin"/>
           </w:r>
           <w:r>
-            <w:instrText xml:space="preserve"> PAGEREF _Toc4394 \h </w:instrText>
+            <w:instrText xml:space="preserve"> PAGEREF _Toc5857 \h </w:instrText>
           </w:r>
           <w:r>
             <w:fldChar w:fldCharType="separate"/>
@@ -1075,7 +1059,7 @@
               <w:rFonts w:hint="eastAsia" w:ascii="Microsoft JhengHei" w:hAnsi="Microsoft JhengHei" w:eastAsia="Microsoft JhengHei" w:cs="Microsoft JhengHei"/>
               <w:szCs w:val="24"/>
             </w:rPr>
-            <w:instrText xml:space="preserve"> HYPERLINK \l _Toc12657 </w:instrText>
+            <w:instrText xml:space="preserve"> HYPERLINK \l _Toc3480 </w:instrText>
           </w:r>
           <w:r>
             <w:rPr>
@@ -1099,7 +1083,7 @@
             <w:fldChar w:fldCharType="begin"/>
           </w:r>
           <w:r>
-            <w:instrText xml:space="preserve"> PAGEREF _Toc12657 \h </w:instrText>
+            <w:instrText xml:space="preserve"> PAGEREF _Toc3480 \h </w:instrText>
           </w:r>
           <w:r>
             <w:fldChar w:fldCharType="separate"/>
@@ -1137,7 +1121,7 @@
               <w:rFonts w:hint="eastAsia" w:ascii="Microsoft JhengHei" w:hAnsi="Microsoft JhengHei" w:eastAsia="Microsoft JhengHei" w:cs="Microsoft JhengHei"/>
               <w:szCs w:val="24"/>
             </w:rPr>
-            <w:instrText xml:space="preserve"> HYPERLINK \l _Toc18365 </w:instrText>
+            <w:instrText xml:space="preserve"> HYPERLINK \l _Toc25745 </w:instrText>
           </w:r>
           <w:r>
             <w:rPr>
@@ -1160,7 +1144,7 @@
             <w:fldChar w:fldCharType="begin"/>
           </w:r>
           <w:r>
-            <w:instrText xml:space="preserve"> PAGEREF _Toc18365 \h </w:instrText>
+            <w:instrText xml:space="preserve"> PAGEREF _Toc25745 \h </w:instrText>
           </w:r>
           <w:r>
             <w:fldChar w:fldCharType="separate"/>
@@ -1198,7 +1182,7 @@
               <w:rFonts w:hint="eastAsia" w:ascii="Microsoft JhengHei" w:hAnsi="Microsoft JhengHei" w:eastAsia="Microsoft JhengHei" w:cs="Microsoft JhengHei"/>
               <w:szCs w:val="24"/>
             </w:rPr>
-            <w:instrText xml:space="preserve"> HYPERLINK \l _Toc6753 </w:instrText>
+            <w:instrText xml:space="preserve"> HYPERLINK \l _Toc1144 </w:instrText>
           </w:r>
           <w:r>
             <w:rPr>
@@ -1221,7 +1205,7 @@
             <w:fldChar w:fldCharType="begin"/>
           </w:r>
           <w:r>
-            <w:instrText xml:space="preserve"> PAGEREF _Toc6753 \h </w:instrText>
+            <w:instrText xml:space="preserve"> PAGEREF _Toc1144 \h </w:instrText>
           </w:r>
           <w:r>
             <w:fldChar w:fldCharType="separate"/>
@@ -1259,7 +1243,7 @@
               <w:rFonts w:hint="eastAsia" w:ascii="Microsoft JhengHei" w:hAnsi="Microsoft JhengHei" w:eastAsia="Microsoft JhengHei" w:cs="Microsoft JhengHei"/>
               <w:szCs w:val="24"/>
             </w:rPr>
-            <w:instrText xml:space="preserve"> HYPERLINK \l _Toc12553 </w:instrText>
+            <w:instrText xml:space="preserve"> HYPERLINK \l _Toc29632 </w:instrText>
           </w:r>
           <w:r>
             <w:rPr>
@@ -1282,7 +1266,7 @@
             <w:fldChar w:fldCharType="begin"/>
           </w:r>
           <w:r>
-            <w:instrText xml:space="preserve"> PAGEREF _Toc12553 \h </w:instrText>
+            <w:instrText xml:space="preserve"> PAGEREF _Toc29632 \h </w:instrText>
           </w:r>
           <w:r>
             <w:fldChar w:fldCharType="separate"/>
@@ -1320,7 +1304,7 @@
               <w:rFonts w:hint="eastAsia" w:ascii="Microsoft JhengHei" w:hAnsi="Microsoft JhengHei" w:eastAsia="Microsoft JhengHei" w:cs="Microsoft JhengHei"/>
               <w:szCs w:val="24"/>
             </w:rPr>
-            <w:instrText xml:space="preserve"> HYPERLINK \l _Toc5068 </w:instrText>
+            <w:instrText xml:space="preserve"> HYPERLINK \l _Toc16542 </w:instrText>
           </w:r>
           <w:r>
             <w:rPr>
@@ -1350,7 +1334,7 @@
             <w:fldChar w:fldCharType="begin"/>
           </w:r>
           <w:r>
-            <w:instrText xml:space="preserve"> PAGEREF _Toc5068 \h </w:instrText>
+            <w:instrText xml:space="preserve"> PAGEREF _Toc16542 \h </w:instrText>
           </w:r>
           <w:r>
             <w:fldChar w:fldCharType="separate"/>
@@ -1388,7 +1372,7 @@
               <w:rFonts w:hint="eastAsia" w:ascii="Microsoft JhengHei" w:hAnsi="Microsoft JhengHei" w:eastAsia="Microsoft JhengHei" w:cs="Microsoft JhengHei"/>
               <w:szCs w:val="24"/>
             </w:rPr>
-            <w:instrText xml:space="preserve"> HYPERLINK \l _Toc16387 </w:instrText>
+            <w:instrText xml:space="preserve"> HYPERLINK \l _Toc13012 </w:instrText>
           </w:r>
           <w:r>
             <w:rPr>
@@ -1418,7 +1402,7 @@
             <w:fldChar w:fldCharType="begin"/>
           </w:r>
           <w:r>
-            <w:instrText xml:space="preserve"> PAGEREF _Toc16387 \h </w:instrText>
+            <w:instrText xml:space="preserve"> PAGEREF _Toc13012 \h </w:instrText>
           </w:r>
           <w:r>
             <w:fldChar w:fldCharType="separate"/>
@@ -1456,7 +1440,7 @@
               <w:rFonts w:hint="eastAsia" w:ascii="Microsoft JhengHei" w:hAnsi="Microsoft JhengHei" w:eastAsia="Microsoft JhengHei" w:cs="Microsoft JhengHei"/>
               <w:szCs w:val="24"/>
             </w:rPr>
-            <w:instrText xml:space="preserve"> HYPERLINK \l _Toc9164 </w:instrText>
+            <w:instrText xml:space="preserve"> HYPERLINK \l _Toc5876 </w:instrText>
           </w:r>
           <w:r>
             <w:rPr>
@@ -1493,7 +1477,7 @@
             <w:fldChar w:fldCharType="begin"/>
           </w:r>
           <w:r>
-            <w:instrText xml:space="preserve"> PAGEREF _Toc9164 \h </w:instrText>
+            <w:instrText xml:space="preserve"> PAGEREF _Toc5876 \h </w:instrText>
           </w:r>
           <w:r>
             <w:fldChar w:fldCharType="separate"/>
@@ -1531,7 +1515,7 @@
               <w:rFonts w:hint="eastAsia" w:ascii="Microsoft JhengHei" w:hAnsi="Microsoft JhengHei" w:eastAsia="Microsoft JhengHei" w:cs="Microsoft JhengHei"/>
               <w:szCs w:val="24"/>
             </w:rPr>
-            <w:instrText xml:space="preserve"> HYPERLINK \l _Toc19798 </w:instrText>
+            <w:instrText xml:space="preserve"> HYPERLINK \l _Toc10943 </w:instrText>
           </w:r>
           <w:r>
             <w:rPr>
@@ -1554,7 +1538,7 @@
             <w:fldChar w:fldCharType="begin"/>
           </w:r>
           <w:r>
-            <w:instrText xml:space="preserve"> PAGEREF _Toc19798 \h </w:instrText>
+            <w:instrText xml:space="preserve"> PAGEREF _Toc10943 \h </w:instrText>
           </w:r>
           <w:r>
             <w:fldChar w:fldCharType="separate"/>
@@ -1592,7 +1576,7 @@
               <w:rFonts w:hint="eastAsia" w:ascii="Microsoft JhengHei" w:hAnsi="Microsoft JhengHei" w:eastAsia="Microsoft JhengHei" w:cs="Microsoft JhengHei"/>
               <w:szCs w:val="24"/>
             </w:rPr>
-            <w:instrText xml:space="preserve"> HYPERLINK \l _Toc26484 </w:instrText>
+            <w:instrText xml:space="preserve"> HYPERLINK \l _Toc7563 </w:instrText>
           </w:r>
           <w:r>
             <w:rPr>
@@ -1615,7 +1599,7 @@
             <w:fldChar w:fldCharType="begin"/>
           </w:r>
           <w:r>
-            <w:instrText xml:space="preserve"> PAGEREF _Toc26484 \h </w:instrText>
+            <w:instrText xml:space="preserve"> PAGEREF _Toc7563 \h </w:instrText>
           </w:r>
           <w:r>
             <w:fldChar w:fldCharType="separate"/>
@@ -1653,7 +1637,7 @@
               <w:rFonts w:hint="eastAsia" w:ascii="Microsoft JhengHei" w:hAnsi="Microsoft JhengHei" w:eastAsia="Microsoft JhengHei" w:cs="Microsoft JhengHei"/>
               <w:szCs w:val="24"/>
             </w:rPr>
-            <w:instrText xml:space="preserve"> HYPERLINK \l _Toc21655 </w:instrText>
+            <w:instrText xml:space="preserve"> HYPERLINK \l _Toc11922 </w:instrText>
           </w:r>
           <w:r>
             <w:rPr>
@@ -1676,7 +1660,7 @@
             <w:fldChar w:fldCharType="begin"/>
           </w:r>
           <w:r>
-            <w:instrText xml:space="preserve"> PAGEREF _Toc21655 \h </w:instrText>
+            <w:instrText xml:space="preserve"> PAGEREF _Toc11922 \h </w:instrText>
           </w:r>
           <w:r>
             <w:fldChar w:fldCharType="separate"/>
@@ -1714,7 +1698,7 @@
               <w:rFonts w:hint="eastAsia" w:ascii="Microsoft JhengHei" w:hAnsi="Microsoft JhengHei" w:eastAsia="Microsoft JhengHei" w:cs="Microsoft JhengHei"/>
               <w:szCs w:val="24"/>
             </w:rPr>
-            <w:instrText xml:space="preserve"> HYPERLINK \l _Toc7082 </w:instrText>
+            <w:instrText xml:space="preserve"> HYPERLINK \l _Toc9066 </w:instrText>
           </w:r>
           <w:r>
             <w:rPr>
@@ -1737,7 +1721,7 @@
             <w:fldChar w:fldCharType="begin"/>
           </w:r>
           <w:r>
-            <w:instrText xml:space="preserve"> PAGEREF _Toc7082 \h </w:instrText>
+            <w:instrText xml:space="preserve"> PAGEREF _Toc9066 \h </w:instrText>
           </w:r>
           <w:r>
             <w:fldChar w:fldCharType="separate"/>
@@ -1775,7 +1759,7 @@
               <w:rFonts w:hint="eastAsia" w:ascii="Microsoft JhengHei" w:hAnsi="Microsoft JhengHei" w:eastAsia="Microsoft JhengHei" w:cs="Microsoft JhengHei"/>
               <w:szCs w:val="24"/>
             </w:rPr>
-            <w:instrText xml:space="preserve"> HYPERLINK \l _Toc6185 </w:instrText>
+            <w:instrText xml:space="preserve"> HYPERLINK \l _Toc24713 </w:instrText>
           </w:r>
           <w:r>
             <w:rPr>
@@ -1798,7 +1782,7 @@
             <w:fldChar w:fldCharType="begin"/>
           </w:r>
           <w:r>
-            <w:instrText xml:space="preserve"> PAGEREF _Toc6185 \h </w:instrText>
+            <w:instrText xml:space="preserve"> PAGEREF _Toc24713 \h </w:instrText>
           </w:r>
           <w:r>
             <w:fldChar w:fldCharType="separate"/>
@@ -1836,7 +1820,7 @@
               <w:rFonts w:hint="eastAsia" w:ascii="Microsoft JhengHei" w:hAnsi="Microsoft JhengHei" w:eastAsia="Microsoft JhengHei" w:cs="Microsoft JhengHei"/>
               <w:szCs w:val="24"/>
             </w:rPr>
-            <w:instrText xml:space="preserve"> HYPERLINK \l _Toc30199 </w:instrText>
+            <w:instrText xml:space="preserve"> HYPERLINK \l _Toc23530 </w:instrText>
           </w:r>
           <w:r>
             <w:rPr>
@@ -1859,7 +1843,7 @@
             <w:fldChar w:fldCharType="begin"/>
           </w:r>
           <w:r>
-            <w:instrText xml:space="preserve"> PAGEREF _Toc30199 \h </w:instrText>
+            <w:instrText xml:space="preserve"> PAGEREF _Toc23530 \h </w:instrText>
           </w:r>
           <w:r>
             <w:fldChar w:fldCharType="separate"/>
@@ -1897,7 +1881,7 @@
               <w:rFonts w:hint="eastAsia" w:ascii="Microsoft JhengHei" w:hAnsi="Microsoft JhengHei" w:eastAsia="Microsoft JhengHei" w:cs="Microsoft JhengHei"/>
               <w:szCs w:val="24"/>
             </w:rPr>
-            <w:instrText xml:space="preserve"> HYPERLINK \l _Toc18783 </w:instrText>
+            <w:instrText xml:space="preserve"> HYPERLINK \l _Toc122 </w:instrText>
           </w:r>
           <w:r>
             <w:rPr>
@@ -1920,7 +1904,7 @@
             <w:fldChar w:fldCharType="begin"/>
           </w:r>
           <w:r>
-            <w:instrText xml:space="preserve"> PAGEREF _Toc18783 \h </w:instrText>
+            <w:instrText xml:space="preserve"> PAGEREF _Toc122 \h </w:instrText>
           </w:r>
           <w:r>
             <w:fldChar w:fldCharType="separate"/>
@@ -1958,7 +1942,7 @@
               <w:rFonts w:hint="eastAsia" w:ascii="Microsoft JhengHei" w:hAnsi="Microsoft JhengHei" w:eastAsia="Microsoft JhengHei" w:cs="Microsoft JhengHei"/>
               <w:szCs w:val="24"/>
             </w:rPr>
-            <w:instrText xml:space="preserve"> HYPERLINK \l _Toc5281 </w:instrText>
+            <w:instrText xml:space="preserve"> HYPERLINK \l _Toc481 </w:instrText>
           </w:r>
           <w:r>
             <w:rPr>
@@ -1981,7 +1965,7 @@
             <w:fldChar w:fldCharType="begin"/>
           </w:r>
           <w:r>
-            <w:instrText xml:space="preserve"> PAGEREF _Toc5281 \h </w:instrText>
+            <w:instrText xml:space="preserve"> PAGEREF _Toc481 \h </w:instrText>
           </w:r>
           <w:r>
             <w:fldChar w:fldCharType="separate"/>
@@ -2019,7 +2003,7 @@
               <w:rFonts w:hint="eastAsia" w:ascii="Microsoft JhengHei" w:hAnsi="Microsoft JhengHei" w:eastAsia="Microsoft JhengHei" w:cs="Microsoft JhengHei"/>
               <w:szCs w:val="24"/>
             </w:rPr>
-            <w:instrText xml:space="preserve"> HYPERLINK \l _Toc32414 </w:instrText>
+            <w:instrText xml:space="preserve"> HYPERLINK \l _Toc22230 </w:instrText>
           </w:r>
           <w:r>
             <w:rPr>
@@ -2042,7 +2026,7 @@
             <w:fldChar w:fldCharType="begin"/>
           </w:r>
           <w:r>
-            <w:instrText xml:space="preserve"> PAGEREF _Toc32414 \h </w:instrText>
+            <w:instrText xml:space="preserve"> PAGEREF _Toc22230 \h </w:instrText>
           </w:r>
           <w:r>
             <w:fldChar w:fldCharType="separate"/>
@@ -2118,7 +2102,7 @@
           <w:lang w:val="en-US" w:eastAsia="zh-CN"/>
         </w:rPr>
       </w:pPr>
-      <w:bookmarkStart w:id="3" w:name="_Toc18365"/>
+      <w:bookmarkStart w:id="3" w:name="_Toc25745"/>
       <w:r>
         <w:rPr>
           <w:rFonts w:hint="default"/>
@@ -2154,7 +2138,7 @@
           <w:lang w:val="en-US" w:eastAsia="zh-CN"/>
         </w:rPr>
       </w:pPr>
-      <w:bookmarkStart w:id="4" w:name="_Toc6753"/>
+      <w:bookmarkStart w:id="4" w:name="_Toc1144"/>
       <w:r>
         <w:rPr>
           <w:rFonts w:hint="default"/>
@@ -2190,7 +2174,7 @@
           <w:lang w:val="en-US" w:eastAsia="zh-CN"/>
         </w:rPr>
       </w:pPr>
-      <w:bookmarkStart w:id="5" w:name="_Toc12553"/>
+      <w:bookmarkStart w:id="5" w:name="_Toc29632"/>
       <w:r>
         <w:rPr>
           <w:rFonts w:hint="default"/>
@@ -2209,7 +2193,7 @@
           <w:lang w:val="en-US" w:eastAsia="zh-CN"/>
         </w:rPr>
       </w:pPr>
-      <w:bookmarkStart w:id="6" w:name="_Toc5068"/>
+      <w:bookmarkStart w:id="6" w:name="_Toc16542"/>
       <w:r>
         <w:rPr>
           <w:rFonts w:hint="eastAsia"/>
@@ -2262,7 +2246,7 @@
           <w:lang w:val="en-US" w:eastAsia="zh-CN"/>
         </w:rPr>
       </w:pPr>
-      <w:bookmarkStart w:id="7" w:name="_Toc16387"/>
+      <w:bookmarkStart w:id="7" w:name="_Toc13012"/>
       <w:r>
         <w:rPr>
           <w:rFonts w:hint="eastAsia"/>
@@ -2332,7 +2316,7 @@
           <w:lang w:val="en-US" w:eastAsia="zh-CN"/>
         </w:rPr>
       </w:pPr>
-      <w:bookmarkStart w:id="8" w:name="_Toc9164"/>
+      <w:bookmarkStart w:id="8" w:name="_Toc5876"/>
       <w:r>
         <w:rPr>
           <w:rFonts w:hint="eastAsia"/>
@@ -2392,7 +2376,7 @@
           <w:lang w:val="en-US" w:eastAsia="zh-CN"/>
         </w:rPr>
       </w:pPr>
-      <w:bookmarkStart w:id="9" w:name="_Toc19798"/>
+      <w:bookmarkStart w:id="9" w:name="_Toc10943"/>
       <w:r>
         <w:rPr>
           <w:rFonts w:hint="default"/>
@@ -2411,7 +2395,7 @@
           <w:lang w:val="en-US" w:eastAsia="zh-CN"/>
         </w:rPr>
       </w:pPr>
-      <w:bookmarkStart w:id="10" w:name="_Toc26484"/>
+      <w:bookmarkStart w:id="10" w:name="_Toc7563"/>
       <w:r>
         <w:rPr>
           <w:rFonts w:hint="default"/>
@@ -2478,7 +2462,7 @@
           <w:lang w:val="en-US" w:eastAsia="zh-CN"/>
         </w:rPr>
       </w:pPr>
-      <w:bookmarkStart w:id="11" w:name="_Toc21655"/>
+      <w:bookmarkStart w:id="11" w:name="_Toc11922"/>
       <w:r>
         <w:rPr>
           <w:rFonts w:hint="default"/>
@@ -2528,7 +2512,7 @@
           <w:lang w:val="en-US" w:eastAsia="zh-CN"/>
         </w:rPr>
       </w:pPr>
-      <w:bookmarkStart w:id="12" w:name="_Toc7082"/>
+      <w:bookmarkStart w:id="12" w:name="_Toc9066"/>
       <w:r>
         <w:rPr>
           <w:rFonts w:hint="default"/>
@@ -2571,7 +2555,7 @@
           <w:lang w:val="en-US" w:eastAsia="zh-CN"/>
         </w:rPr>
       </w:pPr>
-      <w:bookmarkStart w:id="13" w:name="_Toc6185"/>
+      <w:bookmarkStart w:id="13" w:name="_Toc24713"/>
       <w:r>
         <w:rPr>
           <w:rFonts w:hint="default"/>
@@ -2645,7 +2629,7 @@
           <w:lang w:val="en-US" w:eastAsia="zh-CN"/>
         </w:rPr>
       </w:pPr>
-      <w:bookmarkStart w:id="14" w:name="_Toc30199"/>
+      <w:bookmarkStart w:id="14" w:name="_Toc23530"/>
       <w:r>
         <w:rPr>
           <w:rFonts w:hint="default"/>
@@ -2796,7 +2780,136 @@
           <w:lang w:val="en-US" w:eastAsia="zh-CN"/>
         </w:rPr>
       </w:pPr>
-      <w:bookmarkStart w:id="15" w:name="_Toc18783"/>
+      <w:bookmarkStart w:id="15" w:name="_Toc481"/>
+      <w:r>
+        <w:rPr>
+          <w:rFonts w:hint="default"/>
+          <w:lang w:val="en-US" w:eastAsia="zh-CN"/>
+        </w:rPr>
+        <w:t>与其他流程的关系</w:t>
+      </w:r>
+      <w:bookmarkEnd w:id="15"/>
+    </w:p>
+    <w:p>
+      <w:pPr>
+        <w:pStyle w:val="43"/>
+        <w:numPr>
+          <w:ilvl w:val="0"/>
+          <w:numId w:val="3"/>
+        </w:numPr>
+        <w:bidi w:val="0"/>
+        <w:ind w:left="425" w:leftChars="0" w:hanging="425" w:firstLineChars="0"/>
+        <w:rPr>
+          <w:rFonts w:hint="default"/>
+          <w:lang w:val="en-US" w:eastAsia="zh-CN"/>
+        </w:rPr>
+      </w:pPr>
+      <w:r>
+        <w:rPr>
+          <w:rFonts w:hint="default"/>
+          <w:lang w:val="en-US" w:eastAsia="zh-CN"/>
+        </w:rPr>
+        <w:t>与事件管理流程的关系：在容量监控活动中，发现业务系统容量不足的情况，通过事件管理流程进行处置。</w:t>
+      </w:r>
+    </w:p>
+    <w:p>
+      <w:pPr>
+        <w:pStyle w:val="43"/>
+        <w:numPr>
+          <w:ilvl w:val="0"/>
+          <w:numId w:val="3"/>
+        </w:numPr>
+        <w:bidi w:val="0"/>
+        <w:ind w:left="425" w:leftChars="0" w:hanging="425" w:firstLineChars="0"/>
+        <w:rPr>
+          <w:rFonts w:hint="default"/>
+          <w:lang w:val="en-US" w:eastAsia="zh-CN"/>
+        </w:rPr>
+      </w:pPr>
+      <w:r>
+        <w:rPr>
+          <w:rFonts w:hint="default"/>
+          <w:lang w:val="en-US" w:eastAsia="zh-CN"/>
+        </w:rPr>
+        <w:t>与问题管理流程的关系：识别出影响系统容量的隐患，可通过问题管理流程进行处置。</w:t>
+      </w:r>
+    </w:p>
+    <w:p>
+      <w:pPr>
+        <w:pStyle w:val="43"/>
+        <w:numPr>
+          <w:ilvl w:val="0"/>
+          <w:numId w:val="3"/>
+        </w:numPr>
+        <w:bidi w:val="0"/>
+        <w:ind w:left="425" w:leftChars="0" w:hanging="425" w:firstLineChars="0"/>
+        <w:rPr>
+          <w:rFonts w:hint="default"/>
+          <w:lang w:val="en-US" w:eastAsia="zh-CN"/>
+        </w:rPr>
+      </w:pPr>
+      <w:r>
+        <w:rPr>
+          <w:rFonts w:hint="default"/>
+          <w:lang w:val="en-US" w:eastAsia="zh-CN"/>
+        </w:rPr>
+        <w:t>与变更、发布管理流程的关系：系统容量优化的实施可通过变更、发布管理流程进行管控。</w:t>
+      </w:r>
+    </w:p>
+    <w:p>
+      <w:pPr>
+        <w:pStyle w:val="43"/>
+        <w:numPr>
+          <w:ilvl w:val="0"/>
+          <w:numId w:val="3"/>
+        </w:numPr>
+        <w:bidi w:val="0"/>
+        <w:ind w:left="425" w:leftChars="0" w:hanging="425" w:firstLineChars="0"/>
+        <w:rPr>
+          <w:rFonts w:hint="default"/>
+          <w:lang w:val="en-US" w:eastAsia="zh-CN"/>
+        </w:rPr>
+      </w:pPr>
+      <w:r>
+        <w:rPr>
+          <w:rFonts w:hint="default"/>
+          <w:lang w:val="en-US" w:eastAsia="zh-CN"/>
+        </w:rPr>
+        <w:t>与配置管理流程的关系：配置管理数据库为容量管理提供数据范畴。</w:t>
+      </w:r>
+    </w:p>
+    <w:p>
+      <w:pPr>
+        <w:pStyle w:val="43"/>
+        <w:numPr>
+          <w:ilvl w:val="0"/>
+          <w:numId w:val="3"/>
+        </w:numPr>
+        <w:bidi w:val="0"/>
+        <w:ind w:left="425" w:leftChars="0" w:hanging="425" w:firstLineChars="0"/>
+        <w:rPr>
+          <w:rFonts w:hint="default"/>
+          <w:lang w:val="en-US" w:eastAsia="zh-CN"/>
+        </w:rPr>
+      </w:pPr>
+      <w:r>
+        <w:rPr>
+          <w:rFonts w:hint="default"/>
+          <w:lang w:val="en-US" w:eastAsia="zh-CN"/>
+        </w:rPr>
+        <w:t>与可用性和连续管理流程的关系：系统容量的提升在一定程度上能够提升业务系统的可用性和连续性。</w:t>
+      </w:r>
+    </w:p>
+    <w:p>
+      <w:pPr>
+        <w:pStyle w:val="30"/>
+        <w:bidi w:val="0"/>
+        <w:rPr>
+          <w:rFonts w:hint="default"/>
+          <w:lang w:val="en-US" w:eastAsia="zh-CN"/>
+        </w:rPr>
+      </w:pPr>
+      <w:bookmarkStart w:id="16" w:name="_Toc122"/>
       <w:r>
         <w:rPr>
           <w:rFonts w:hint="default"/>
@@ -2804,7 +2917,7 @@
         </w:rPr>
         <w:t>关键指标</w:t>
       </w:r>
-      <w:bookmarkEnd w:id="15"/>
+      <w:bookmarkEnd w:id="16"/>
     </w:p>
     <w:tbl>
       <w:tblPr>
@@ -3226,136 +3339,7 @@
           <w:lang w:val="en-US" w:eastAsia="zh-CN"/>
         </w:rPr>
       </w:pPr>
-      <w:bookmarkStart w:id="16" w:name="_Toc5281"/>
-      <w:r>
-        <w:rPr>
-          <w:rFonts w:hint="default"/>
-          <w:lang w:val="en-US" w:eastAsia="zh-CN"/>
-        </w:rPr>
-        <w:t>与其他流程的关系</w:t>
-      </w:r>
-      <w:bookmarkEnd w:id="16"/>
-    </w:p>
-    <w:p>
-      <w:pPr>
-        <w:pStyle w:val="43"/>
-        <w:numPr>
-          <w:ilvl w:val="0"/>
-          <w:numId w:val="3"/>
-        </w:numPr>
-        <w:bidi w:val="0"/>
-        <w:ind w:left="425" w:leftChars="0" w:hanging="425" w:firstLineChars="0"/>
-        <w:rPr>
-          <w:rFonts w:hint="default"/>
-          <w:lang w:val="en-US" w:eastAsia="zh-CN"/>
-        </w:rPr>
-      </w:pPr>
-      <w:r>
-        <w:rPr>
-          <w:rFonts w:hint="default"/>
-          <w:lang w:val="en-US" w:eastAsia="zh-CN"/>
-        </w:rPr>
-        <w:t>与事件管理流程的关系：在容量监控活动中，发现业务系统容量不足的情况，通过事件管理流程进行处置。</w:t>
-      </w:r>
-    </w:p>
-    <w:p>
-      <w:pPr>
-        <w:pStyle w:val="43"/>
-        <w:numPr>
-          <w:ilvl w:val="0"/>
-          <w:numId w:val="3"/>
-        </w:numPr>
-        <w:bidi w:val="0"/>
-        <w:ind w:left="425" w:leftChars="0" w:hanging="425" w:firstLineChars="0"/>
-        <w:rPr>
-          <w:rFonts w:hint="default"/>
-          <w:lang w:val="en-US" w:eastAsia="zh-CN"/>
-        </w:rPr>
-      </w:pPr>
-      <w:r>
-        <w:rPr>
-          <w:rFonts w:hint="default"/>
-          <w:lang w:val="en-US" w:eastAsia="zh-CN"/>
-        </w:rPr>
-        <w:t>与问题管理流程的关系：识别出影响系统容量的隐患，可通过问题管理流程进行处置。</w:t>
-      </w:r>
-    </w:p>
-    <w:p>
-      <w:pPr>
-        <w:pStyle w:val="43"/>
-        <w:numPr>
-          <w:ilvl w:val="0"/>
-          <w:numId w:val="3"/>
-        </w:numPr>
-        <w:bidi w:val="0"/>
-        <w:ind w:left="425" w:leftChars="0" w:hanging="425" w:firstLineChars="0"/>
-        <w:rPr>
-          <w:rFonts w:hint="default"/>
-          <w:lang w:val="en-US" w:eastAsia="zh-CN"/>
-        </w:rPr>
-      </w:pPr>
-      <w:r>
-        <w:rPr>
-          <w:rFonts w:hint="default"/>
-          <w:lang w:val="en-US" w:eastAsia="zh-CN"/>
-        </w:rPr>
-        <w:t>与变更、发布管理流程的关系：系统容量优化的实施可通过变更、发布管理流程进行管控。</w:t>
-      </w:r>
-    </w:p>
-    <w:p>
-      <w:pPr>
-        <w:pStyle w:val="43"/>
-        <w:numPr>
-          <w:ilvl w:val="0"/>
-          <w:numId w:val="3"/>
-        </w:numPr>
-        <w:bidi w:val="0"/>
-        <w:ind w:left="425" w:leftChars="0" w:hanging="425" w:firstLineChars="0"/>
-        <w:rPr>
-          <w:rFonts w:hint="default"/>
-          <w:lang w:val="en-US" w:eastAsia="zh-CN"/>
-        </w:rPr>
-      </w:pPr>
-      <w:r>
-        <w:rPr>
-          <w:rFonts w:hint="default"/>
-          <w:lang w:val="en-US" w:eastAsia="zh-CN"/>
-        </w:rPr>
-        <w:t>与配置管理流程的关系：配置管理数据库为容量管理提供数据范畴。</w:t>
-      </w:r>
-    </w:p>
-    <w:p>
-      <w:pPr>
-        <w:pStyle w:val="43"/>
-        <w:numPr>
-          <w:ilvl w:val="0"/>
-          <w:numId w:val="3"/>
-        </w:numPr>
-        <w:bidi w:val="0"/>
-        <w:ind w:left="425" w:leftChars="0" w:hanging="425" w:firstLineChars="0"/>
-        <w:rPr>
-          <w:rFonts w:hint="default"/>
-          <w:lang w:val="en-US" w:eastAsia="zh-CN"/>
-        </w:rPr>
-      </w:pPr>
-      <w:r>
-        <w:rPr>
-          <w:rFonts w:hint="default"/>
-          <w:lang w:val="en-US" w:eastAsia="zh-CN"/>
-        </w:rPr>
-        <w:t>与可用性和连续管理流程的关系：系统容量的提升在一定程度上能够提升业务系统的可用性和连续性。</w:t>
-      </w:r>
-    </w:p>
-    <w:p>
-      <w:pPr>
-        <w:pStyle w:val="30"/>
-        <w:bidi w:val="0"/>
-        <w:rPr>
-          <w:rFonts w:hint="default"/>
-          <w:lang w:val="en-US" w:eastAsia="zh-CN"/>
-        </w:rPr>
-      </w:pPr>
-      <w:bookmarkStart w:id="17" w:name="_Toc32414"/>
+      <w:bookmarkStart w:id="17" w:name="_Toc22230"/>
       <w:r>
         <w:rPr>
           <w:rFonts w:hint="default"/>
@@ -3440,6 +3424,8 @@
         </w:rPr>
         <w:t>《容量分析和评估报告》</w:t>
       </w:r>
+      <w:bookmarkStart w:id="18" w:name="_GoBack"/>
+      <w:bookmarkEnd w:id="18"/>
     </w:p>
     <w:sectPr>
       <w:headerReference r:id="rId5" w:type="default"/>
@@ -3534,7 +3520,7 @@
     <w:pPr>
       <w:pStyle w:val="16"/>
       <w:pBdr>
-        <w:bottom w:val="single" w:color="auto" w:sz="4" w:space="1"/>
+        <w:bottom w:val="none" w:color="auto" w:sz="0" w:space="1"/>
       </w:pBdr>
       <w:jc w:val="right"/>
     </w:pPr>

--- a/6-过程管理/流程制度规范类文件/060110-容量管理策略.docx
+++ b/6-过程管理/流程制度规范类文件/060110-容量管理策略.docx
@@ -11,7 +11,6 @@
           <w:lang w:val="en-US" w:eastAsia="zh-CN"/>
         </w:rPr>
       </w:pPr>
-      <w:bookmarkStart w:id="0" w:name="_Toc8170"/>
     </w:p>
     <w:p>
       <w:pPr>
@@ -22,6 +21,7 @@
           <w:lang w:val="en-US" w:eastAsia="zh-CN"/>
         </w:rPr>
       </w:pPr>
+      <w:bookmarkStart w:id="0" w:name="_Toc27038"/>
       <w:r>
         <w:rPr>
           <w:rFonts w:hint="eastAsia"/>
@@ -36,7 +36,7 @@
         <w:pStyle w:val="36"/>
         <w:bidi w:val="0"/>
       </w:pPr>
-      <w:bookmarkStart w:id="1" w:name="_Toc5857"/>
+      <w:bookmarkStart w:id="1" w:name="_Toc29985"/>
       <w:r>
         <w:t>甘肃国邦信息科技有限公司</w:t>
       </w:r>
@@ -102,7 +102,7 @@
           <w:szCs w:val="21"/>
         </w:rPr>
       </w:pPr>
-      <w:bookmarkStart w:id="2" w:name="_Toc3480"/>
+      <w:bookmarkStart w:id="2" w:name="_Toc26531"/>
       <w:r>
         <w:rPr>
           <w:rFonts w:ascii="宋体" w:hAnsi="宋体" w:eastAsia="宋体" w:cs="宋体"/>
@@ -777,6 +777,12 @@
             <w:insideH w:val="single" w:color="000000" w:sz="4" w:space="0"/>
             <w:insideV w:val="single" w:color="000000" w:sz="4" w:space="0"/>
           </w:tblBorders>
+          <w:tblCellMar>
+            <w:top w:w="0" w:type="dxa"/>
+            <w:left w:w="0" w:type="dxa"/>
+            <w:bottom w:w="0" w:type="dxa"/>
+            <w:right w:w="0" w:type="dxa"/>
+          </w:tblCellMar>
         </w:tblPrEx>
         <w:trPr>
           <w:trHeight w:val="589" w:hRule="atLeast"/>
@@ -941,7 +947,7 @@
               <w:rFonts w:hint="eastAsia" w:ascii="Microsoft JhengHei" w:hAnsi="Microsoft JhengHei" w:eastAsia="Microsoft JhengHei" w:cs="Microsoft JhengHei"/>
               <w:szCs w:val="24"/>
             </w:rPr>
-            <w:instrText xml:space="preserve"> HYPERLINK \l _Toc8170 </w:instrText>
+            <w:instrText xml:space="preserve"> HYPERLINK \l _Toc27038 </w:instrText>
           </w:r>
           <w:r>
             <w:rPr>
@@ -964,7 +970,7 @@
             <w:fldChar w:fldCharType="begin"/>
           </w:r>
           <w:r>
-            <w:instrText xml:space="preserve"> PAGEREF _Toc8170 \h </w:instrText>
+            <w:instrText xml:space="preserve"> PAGEREF _Toc27038 \h </w:instrText>
           </w:r>
           <w:r>
             <w:fldChar w:fldCharType="separate"/>
@@ -1002,7 +1008,7 @@
               <w:rFonts w:hint="eastAsia" w:ascii="Microsoft JhengHei" w:hAnsi="Microsoft JhengHei" w:eastAsia="Microsoft JhengHei" w:cs="Microsoft JhengHei"/>
               <w:szCs w:val="24"/>
             </w:rPr>
-            <w:instrText xml:space="preserve"> HYPERLINK \l _Toc5857 </w:instrText>
+            <w:instrText xml:space="preserve"> HYPERLINK \l _Toc29985 </w:instrText>
           </w:r>
           <w:r>
             <w:rPr>
@@ -1021,7 +1027,7 @@
             <w:fldChar w:fldCharType="begin"/>
           </w:r>
           <w:r>
-            <w:instrText xml:space="preserve"> PAGEREF _Toc5857 \h </w:instrText>
+            <w:instrText xml:space="preserve"> PAGEREF _Toc29985 \h </w:instrText>
           </w:r>
           <w:r>
             <w:fldChar w:fldCharType="separate"/>
@@ -1059,7 +1065,7 @@
               <w:rFonts w:hint="eastAsia" w:ascii="Microsoft JhengHei" w:hAnsi="Microsoft JhengHei" w:eastAsia="Microsoft JhengHei" w:cs="Microsoft JhengHei"/>
               <w:szCs w:val="24"/>
             </w:rPr>
-            <w:instrText xml:space="preserve"> HYPERLINK \l _Toc3480 </w:instrText>
+            <w:instrText xml:space="preserve"> HYPERLINK \l _Toc26531 </w:instrText>
           </w:r>
           <w:r>
             <w:rPr>
@@ -1083,7 +1089,7 @@
             <w:fldChar w:fldCharType="begin"/>
           </w:r>
           <w:r>
-            <w:instrText xml:space="preserve"> PAGEREF _Toc3480 \h </w:instrText>
+            <w:instrText xml:space="preserve"> PAGEREF _Toc26531 \h </w:instrText>
           </w:r>
           <w:r>
             <w:fldChar w:fldCharType="separate"/>
@@ -1121,7 +1127,7 @@
               <w:rFonts w:hint="eastAsia" w:ascii="Microsoft JhengHei" w:hAnsi="Microsoft JhengHei" w:eastAsia="Microsoft JhengHei" w:cs="Microsoft JhengHei"/>
               <w:szCs w:val="24"/>
             </w:rPr>
-            <w:instrText xml:space="preserve"> HYPERLINK \l _Toc25745 </w:instrText>
+            <w:instrText xml:space="preserve"> HYPERLINK \l _Toc879 </w:instrText>
           </w:r>
           <w:r>
             <w:rPr>
@@ -1144,7 +1150,7 @@
             <w:fldChar w:fldCharType="begin"/>
           </w:r>
           <w:r>
-            <w:instrText xml:space="preserve"> PAGEREF _Toc25745 \h </w:instrText>
+            <w:instrText xml:space="preserve"> PAGEREF _Toc879 \h </w:instrText>
           </w:r>
           <w:r>
             <w:fldChar w:fldCharType="separate"/>
@@ -1182,7 +1188,7 @@
               <w:rFonts w:hint="eastAsia" w:ascii="Microsoft JhengHei" w:hAnsi="Microsoft JhengHei" w:eastAsia="Microsoft JhengHei" w:cs="Microsoft JhengHei"/>
               <w:szCs w:val="24"/>
             </w:rPr>
-            <w:instrText xml:space="preserve"> HYPERLINK \l _Toc1144 </w:instrText>
+            <w:instrText xml:space="preserve"> HYPERLINK \l _Toc32451 </w:instrText>
           </w:r>
           <w:r>
             <w:rPr>
@@ -1205,7 +1211,7 @@
             <w:fldChar w:fldCharType="begin"/>
           </w:r>
           <w:r>
-            <w:instrText xml:space="preserve"> PAGEREF _Toc1144 \h </w:instrText>
+            <w:instrText xml:space="preserve"> PAGEREF _Toc32451 \h </w:instrText>
           </w:r>
           <w:r>
             <w:fldChar w:fldCharType="separate"/>
@@ -1243,7 +1249,7 @@
               <w:rFonts w:hint="eastAsia" w:ascii="Microsoft JhengHei" w:hAnsi="Microsoft JhengHei" w:eastAsia="Microsoft JhengHei" w:cs="Microsoft JhengHei"/>
               <w:szCs w:val="24"/>
             </w:rPr>
-            <w:instrText xml:space="preserve"> HYPERLINK \l _Toc29632 </w:instrText>
+            <w:instrText xml:space="preserve"> HYPERLINK \l _Toc26255 </w:instrText>
           </w:r>
           <w:r>
             <w:rPr>
@@ -1257,7 +1263,14 @@
               <w:rFonts w:hint="default"/>
               <w:lang w:val="en-US" w:eastAsia="zh-CN"/>
             </w:rPr>
-            <w:t>3. 职责</w:t>
+            <w:t xml:space="preserve">3. </w:t>
+          </w:r>
+          <w:r>
+            <w:rPr>
+              <w:rFonts w:hint="eastAsia"/>
+              <w:lang w:val="en-US" w:eastAsia="zh-CN"/>
+            </w:rPr>
+            <w:t>术语与定义</w:t>
           </w:r>
           <w:r>
             <w:tab/>
@@ -1266,7 +1279,68 @@
             <w:fldChar w:fldCharType="begin"/>
           </w:r>
           <w:r>
-            <w:instrText xml:space="preserve"> PAGEREF _Toc29632 \h </w:instrText>
+            <w:instrText xml:space="preserve"> PAGEREF _Toc26255 \h </w:instrText>
+          </w:r>
+          <w:r>
+            <w:fldChar w:fldCharType="separate"/>
+          </w:r>
+          <w:r>
+            <w:t>4</w:t>
+          </w:r>
+          <w:r>
+            <w:fldChar w:fldCharType="end"/>
+          </w:r>
+          <w:r>
+            <w:rPr>
+              <w:rFonts w:hint="eastAsia" w:ascii="Microsoft JhengHei" w:hAnsi="Microsoft JhengHei" w:eastAsia="Microsoft JhengHei" w:cs="Microsoft JhengHei"/>
+              <w:szCs w:val="24"/>
+            </w:rPr>
+            <w:fldChar w:fldCharType="end"/>
+          </w:r>
+        </w:p>
+        <w:p>
+          <w:pPr>
+            <w:pStyle w:val="17"/>
+            <w:tabs>
+              <w:tab w:val="right" w:leader="dot" w:pos="8306"/>
+            </w:tabs>
+          </w:pPr>
+          <w:r>
+            <w:rPr>
+              <w:rFonts w:hint="eastAsia" w:ascii="Microsoft JhengHei" w:hAnsi="Microsoft JhengHei" w:eastAsia="Microsoft JhengHei" w:cs="Microsoft JhengHei"/>
+              <w:szCs w:val="24"/>
+            </w:rPr>
+            <w:fldChar w:fldCharType="begin"/>
+          </w:r>
+          <w:r>
+            <w:rPr>
+              <w:rFonts w:hint="eastAsia" w:ascii="Microsoft JhengHei" w:hAnsi="Microsoft JhengHei" w:eastAsia="Microsoft JhengHei" w:cs="Microsoft JhengHei"/>
+              <w:szCs w:val="24"/>
+            </w:rPr>
+            <w:instrText xml:space="preserve"> HYPERLINK \l _Toc4105 </w:instrText>
+          </w:r>
+          <w:r>
+            <w:rPr>
+              <w:rFonts w:hint="eastAsia" w:ascii="Microsoft JhengHei" w:hAnsi="Microsoft JhengHei" w:eastAsia="Microsoft JhengHei" w:cs="Microsoft JhengHei"/>
+              <w:szCs w:val="24"/>
+            </w:rPr>
+            <w:fldChar w:fldCharType="separate"/>
+          </w:r>
+          <w:r>
+            <w:rPr>
+              <w:rFonts w:hint="default"/>
+              <w:lang w:val="en-US" w:eastAsia="zh-CN"/>
+            </w:rPr>
+            <w:t>4. 职责</w:t>
+          </w:r>
+          <w:r>
+            <w:tab/>
+          </w:r>
+          <w:r>
+            <w:fldChar w:fldCharType="begin"/>
+          </w:r>
+          <w:r>
+            <w:instrText xml:space="preserve"> PAGEREF _Toc4105 \h </w:instrText>
           </w:r>
           <w:r>
             <w:fldChar w:fldCharType="separate"/>
@@ -1304,7 +1378,7 @@
               <w:rFonts w:hint="eastAsia" w:ascii="Microsoft JhengHei" w:hAnsi="Microsoft JhengHei" w:eastAsia="Microsoft JhengHei" w:cs="Microsoft JhengHei"/>
               <w:szCs w:val="24"/>
             </w:rPr>
-            <w:instrText xml:space="preserve"> HYPERLINK \l _Toc16542 </w:instrText>
+            <w:instrText xml:space="preserve"> HYPERLINK \l _Toc26222 </w:instrText>
           </w:r>
           <w:r>
             <w:rPr>
@@ -1318,7 +1392,7 @@
               <w:rFonts w:hint="default"/>
               <w:lang w:val="en-US" w:eastAsia="zh-CN"/>
             </w:rPr>
-            <w:t xml:space="preserve">3.1. </w:t>
+            <w:t xml:space="preserve">4.1. </w:t>
           </w:r>
           <w:r>
             <w:rPr>
@@ -1334,7 +1408,7 @@
             <w:fldChar w:fldCharType="begin"/>
           </w:r>
           <w:r>
-            <w:instrText xml:space="preserve"> PAGEREF _Toc16542 \h </w:instrText>
+            <w:instrText xml:space="preserve"> PAGEREF _Toc26222 \h </w:instrText>
           </w:r>
           <w:r>
             <w:fldChar w:fldCharType="separate"/>
@@ -1372,7 +1446,7 @@
               <w:rFonts w:hint="eastAsia" w:ascii="Microsoft JhengHei" w:hAnsi="Microsoft JhengHei" w:eastAsia="Microsoft JhengHei" w:cs="Microsoft JhengHei"/>
               <w:szCs w:val="24"/>
             </w:rPr>
-            <w:instrText xml:space="preserve"> HYPERLINK \l _Toc13012 </w:instrText>
+            <w:instrText xml:space="preserve"> HYPERLINK \l _Toc19059 </w:instrText>
           </w:r>
           <w:r>
             <w:rPr>
@@ -1386,7 +1460,7 @@
               <w:rFonts w:hint="default"/>
               <w:lang w:val="en-US" w:eastAsia="zh-CN"/>
             </w:rPr>
-            <w:t xml:space="preserve">3.2. </w:t>
+            <w:t xml:space="preserve">4.2. </w:t>
           </w:r>
           <w:r>
             <w:rPr>
@@ -1402,13 +1476,13 @@
             <w:fldChar w:fldCharType="begin"/>
           </w:r>
           <w:r>
-            <w:instrText xml:space="preserve"> PAGEREF _Toc13012 \h </w:instrText>
+            <w:instrText xml:space="preserve"> PAGEREF _Toc19059 \h </w:instrText>
           </w:r>
           <w:r>
             <w:fldChar w:fldCharType="separate"/>
           </w:r>
           <w:r>
-            <w:t>4</w:t>
+            <w:t>5</w:t>
           </w:r>
           <w:r>
             <w:fldChar w:fldCharType="end"/>
@@ -1440,7 +1514,7 @@
               <w:rFonts w:hint="eastAsia" w:ascii="Microsoft JhengHei" w:hAnsi="Microsoft JhengHei" w:eastAsia="Microsoft JhengHei" w:cs="Microsoft JhengHei"/>
               <w:szCs w:val="24"/>
             </w:rPr>
-            <w:instrText xml:space="preserve"> HYPERLINK \l _Toc5876 </w:instrText>
+            <w:instrText xml:space="preserve"> HYPERLINK \l _Toc2490 </w:instrText>
           </w:r>
           <w:r>
             <w:rPr>
@@ -1454,7 +1528,7 @@
               <w:rFonts w:hint="default"/>
               <w:lang w:val="en-US" w:eastAsia="zh-CN"/>
             </w:rPr>
-            <w:t xml:space="preserve">3.3. </w:t>
+            <w:t xml:space="preserve">4.3. </w:t>
           </w:r>
           <w:r>
             <w:rPr>
@@ -1477,13 +1551,81 @@
             <w:fldChar w:fldCharType="begin"/>
           </w:r>
           <w:r>
-            <w:instrText xml:space="preserve"> PAGEREF _Toc5876 \h </w:instrText>
+            <w:instrText xml:space="preserve"> PAGEREF _Toc2490 \h </w:instrText>
           </w:r>
           <w:r>
             <w:fldChar w:fldCharType="separate"/>
           </w:r>
           <w:r>
-            <w:t>4</w:t>
+            <w:t>5</w:t>
+          </w:r>
+          <w:r>
+            <w:fldChar w:fldCharType="end"/>
+          </w:r>
+          <w:r>
+            <w:rPr>
+              <w:rFonts w:hint="eastAsia" w:ascii="Microsoft JhengHei" w:hAnsi="Microsoft JhengHei" w:eastAsia="Microsoft JhengHei" w:cs="Microsoft JhengHei"/>
+              <w:szCs w:val="24"/>
+            </w:rPr>
+            <w:fldChar w:fldCharType="end"/>
+          </w:r>
+        </w:p>
+        <w:p>
+          <w:pPr>
+            <w:pStyle w:val="18"/>
+            <w:tabs>
+              <w:tab w:val="right" w:leader="dot" w:pos="8306"/>
+            </w:tabs>
+          </w:pPr>
+          <w:r>
+            <w:rPr>
+              <w:rFonts w:hint="eastAsia" w:ascii="Microsoft JhengHei" w:hAnsi="Microsoft JhengHei" w:eastAsia="Microsoft JhengHei" w:cs="Microsoft JhengHei"/>
+              <w:szCs w:val="24"/>
+            </w:rPr>
+            <w:fldChar w:fldCharType="begin"/>
+          </w:r>
+          <w:r>
+            <w:rPr>
+              <w:rFonts w:hint="eastAsia" w:ascii="Microsoft JhengHei" w:hAnsi="Microsoft JhengHei" w:eastAsia="Microsoft JhengHei" w:cs="Microsoft JhengHei"/>
+              <w:szCs w:val="24"/>
+            </w:rPr>
+            <w:instrText xml:space="preserve"> HYPERLINK \l _Toc26388 </w:instrText>
+          </w:r>
+          <w:r>
+            <w:rPr>
+              <w:rFonts w:hint="eastAsia" w:ascii="Microsoft JhengHei" w:hAnsi="Microsoft JhengHei" w:eastAsia="Microsoft JhengHei" w:cs="Microsoft JhengHei"/>
+              <w:szCs w:val="24"/>
+            </w:rPr>
+            <w:fldChar w:fldCharType="separate"/>
+          </w:r>
+          <w:r>
+            <w:rPr>
+              <w:rFonts w:hint="default"/>
+              <w:lang w:val="en-US" w:eastAsia="zh-CN"/>
+            </w:rPr>
+            <w:t xml:space="preserve">4.4. </w:t>
+          </w:r>
+          <w:r>
+            <w:rPr>
+              <w:rFonts w:hint="eastAsia"/>
+              <w:lang w:val="en-US" w:eastAsia="zh-CN"/>
+            </w:rPr>
+            <w:t>运维实施工程师</w:t>
+          </w:r>
+          <w:r>
+            <w:tab/>
+          </w:r>
+          <w:r>
+            <w:fldChar w:fldCharType="begin"/>
+          </w:r>
+          <w:r>
+            <w:instrText xml:space="preserve"> PAGEREF _Toc26388 \h </w:instrText>
+          </w:r>
+          <w:r>
+            <w:fldChar w:fldCharType="separate"/>
+          </w:r>
+          <w:r>
+            <w:t>5</w:t>
           </w:r>
           <w:r>
             <w:fldChar w:fldCharType="end"/>
@@ -1515,7 +1657,7 @@
               <w:rFonts w:hint="eastAsia" w:ascii="Microsoft JhengHei" w:hAnsi="Microsoft JhengHei" w:eastAsia="Microsoft JhengHei" w:cs="Microsoft JhengHei"/>
               <w:szCs w:val="24"/>
             </w:rPr>
-            <w:instrText xml:space="preserve"> HYPERLINK \l _Toc10943 </w:instrText>
+            <w:instrText xml:space="preserve"> HYPERLINK \l _Toc9702 </w:instrText>
           </w:r>
           <w:r>
             <w:rPr>
@@ -1529,7 +1671,7 @@
               <w:rFonts w:hint="default"/>
               <w:lang w:val="en-US" w:eastAsia="zh-CN"/>
             </w:rPr>
-            <w:t>4. 管理流程</w:t>
+            <w:t>5. 管理流程</w:t>
           </w:r>
           <w:r>
             <w:tab/>
@@ -1538,251 +1680,7 @@
             <w:fldChar w:fldCharType="begin"/>
           </w:r>
           <w:r>
-            <w:instrText xml:space="preserve"> PAGEREF _Toc10943 \h </w:instrText>
-          </w:r>
-          <w:r>
-            <w:fldChar w:fldCharType="separate"/>
-          </w:r>
-          <w:r>
-            <w:t>4</w:t>
-          </w:r>
-          <w:r>
-            <w:fldChar w:fldCharType="end"/>
-          </w:r>
-          <w:r>
-            <w:rPr>
-              <w:rFonts w:hint="eastAsia" w:ascii="Microsoft JhengHei" w:hAnsi="Microsoft JhengHei" w:eastAsia="Microsoft JhengHei" w:cs="Microsoft JhengHei"/>
-              <w:szCs w:val="24"/>
-            </w:rPr>
-            <w:fldChar w:fldCharType="end"/>
-          </w:r>
-        </w:p>
-        <w:p>
-          <w:pPr>
-            <w:pStyle w:val="18"/>
-            <w:tabs>
-              <w:tab w:val="right" w:leader="dot" w:pos="8306"/>
-            </w:tabs>
-          </w:pPr>
-          <w:r>
-            <w:rPr>
-              <w:rFonts w:hint="eastAsia" w:ascii="Microsoft JhengHei" w:hAnsi="Microsoft JhengHei" w:eastAsia="Microsoft JhengHei" w:cs="Microsoft JhengHei"/>
-              <w:szCs w:val="24"/>
-            </w:rPr>
-            <w:fldChar w:fldCharType="begin"/>
-          </w:r>
-          <w:r>
-            <w:rPr>
-              <w:rFonts w:hint="eastAsia" w:ascii="Microsoft JhengHei" w:hAnsi="Microsoft JhengHei" w:eastAsia="Microsoft JhengHei" w:cs="Microsoft JhengHei"/>
-              <w:szCs w:val="24"/>
-            </w:rPr>
-            <w:instrText xml:space="preserve"> HYPERLINK \l _Toc7563 </w:instrText>
-          </w:r>
-          <w:r>
-            <w:rPr>
-              <w:rFonts w:hint="eastAsia" w:ascii="Microsoft JhengHei" w:hAnsi="Microsoft JhengHei" w:eastAsia="Microsoft JhengHei" w:cs="Microsoft JhengHei"/>
-              <w:szCs w:val="24"/>
-            </w:rPr>
-            <w:fldChar w:fldCharType="separate"/>
-          </w:r>
-          <w:r>
-            <w:rPr>
-              <w:rFonts w:hint="default"/>
-              <w:lang w:val="en-US" w:eastAsia="zh-CN"/>
-            </w:rPr>
-            <w:t>4.1. 容量规划</w:t>
-          </w:r>
-          <w:r>
-            <w:tab/>
-          </w:r>
-          <w:r>
-            <w:fldChar w:fldCharType="begin"/>
-          </w:r>
-          <w:r>
-            <w:instrText xml:space="preserve"> PAGEREF _Toc7563 \h </w:instrText>
-          </w:r>
-          <w:r>
-            <w:fldChar w:fldCharType="separate"/>
-          </w:r>
-          <w:r>
-            <w:t>4</w:t>
-          </w:r>
-          <w:r>
-            <w:fldChar w:fldCharType="end"/>
-          </w:r>
-          <w:r>
-            <w:rPr>
-              <w:rFonts w:hint="eastAsia" w:ascii="Microsoft JhengHei" w:hAnsi="Microsoft JhengHei" w:eastAsia="Microsoft JhengHei" w:cs="Microsoft JhengHei"/>
-              <w:szCs w:val="24"/>
-            </w:rPr>
-            <w:fldChar w:fldCharType="end"/>
-          </w:r>
-        </w:p>
-        <w:p>
-          <w:pPr>
-            <w:pStyle w:val="18"/>
-            <w:tabs>
-              <w:tab w:val="right" w:leader="dot" w:pos="8306"/>
-            </w:tabs>
-          </w:pPr>
-          <w:r>
-            <w:rPr>
-              <w:rFonts w:hint="eastAsia" w:ascii="Microsoft JhengHei" w:hAnsi="Microsoft JhengHei" w:eastAsia="Microsoft JhengHei" w:cs="Microsoft JhengHei"/>
-              <w:szCs w:val="24"/>
-            </w:rPr>
-            <w:fldChar w:fldCharType="begin"/>
-          </w:r>
-          <w:r>
-            <w:rPr>
-              <w:rFonts w:hint="eastAsia" w:ascii="Microsoft JhengHei" w:hAnsi="Microsoft JhengHei" w:eastAsia="Microsoft JhengHei" w:cs="Microsoft JhengHei"/>
-              <w:szCs w:val="24"/>
-            </w:rPr>
-            <w:instrText xml:space="preserve"> HYPERLINK \l _Toc11922 </w:instrText>
-          </w:r>
-          <w:r>
-            <w:rPr>
-              <w:rFonts w:hint="eastAsia" w:ascii="Microsoft JhengHei" w:hAnsi="Microsoft JhengHei" w:eastAsia="Microsoft JhengHei" w:cs="Microsoft JhengHei"/>
-              <w:szCs w:val="24"/>
-            </w:rPr>
-            <w:fldChar w:fldCharType="separate"/>
-          </w:r>
-          <w:r>
-            <w:rPr>
-              <w:rFonts w:hint="default"/>
-              <w:lang w:val="en-US" w:eastAsia="zh-CN"/>
-            </w:rPr>
-            <w:t>4.2. 容量监控</w:t>
-          </w:r>
-          <w:r>
-            <w:tab/>
-          </w:r>
-          <w:r>
-            <w:fldChar w:fldCharType="begin"/>
-          </w:r>
-          <w:r>
-            <w:instrText xml:space="preserve"> PAGEREF _Toc11922 \h </w:instrText>
-          </w:r>
-          <w:r>
-            <w:fldChar w:fldCharType="separate"/>
-          </w:r>
-          <w:r>
-            <w:t>5</w:t>
-          </w:r>
-          <w:r>
-            <w:fldChar w:fldCharType="end"/>
-          </w:r>
-          <w:r>
-            <w:rPr>
-              <w:rFonts w:hint="eastAsia" w:ascii="Microsoft JhengHei" w:hAnsi="Microsoft JhengHei" w:eastAsia="Microsoft JhengHei" w:cs="Microsoft JhengHei"/>
-              <w:szCs w:val="24"/>
-            </w:rPr>
-            <w:fldChar w:fldCharType="end"/>
-          </w:r>
-        </w:p>
-        <w:p>
-          <w:pPr>
-            <w:pStyle w:val="18"/>
-            <w:tabs>
-              <w:tab w:val="right" w:leader="dot" w:pos="8306"/>
-            </w:tabs>
-          </w:pPr>
-          <w:r>
-            <w:rPr>
-              <w:rFonts w:hint="eastAsia" w:ascii="Microsoft JhengHei" w:hAnsi="Microsoft JhengHei" w:eastAsia="Microsoft JhengHei" w:cs="Microsoft JhengHei"/>
-              <w:szCs w:val="24"/>
-            </w:rPr>
-            <w:fldChar w:fldCharType="begin"/>
-          </w:r>
-          <w:r>
-            <w:rPr>
-              <w:rFonts w:hint="eastAsia" w:ascii="Microsoft JhengHei" w:hAnsi="Microsoft JhengHei" w:eastAsia="Microsoft JhengHei" w:cs="Microsoft JhengHei"/>
-              <w:szCs w:val="24"/>
-            </w:rPr>
-            <w:instrText xml:space="preserve"> HYPERLINK \l _Toc9066 </w:instrText>
-          </w:r>
-          <w:r>
-            <w:rPr>
-              <w:rFonts w:hint="eastAsia" w:ascii="Microsoft JhengHei" w:hAnsi="Microsoft JhengHei" w:eastAsia="Microsoft JhengHei" w:cs="Microsoft JhengHei"/>
-              <w:szCs w:val="24"/>
-            </w:rPr>
-            <w:fldChar w:fldCharType="separate"/>
-          </w:r>
-          <w:r>
-            <w:rPr>
-              <w:rFonts w:hint="default"/>
-              <w:lang w:val="en-US" w:eastAsia="zh-CN"/>
-            </w:rPr>
-            <w:t>4.3. 容量分析和评估</w:t>
-          </w:r>
-          <w:r>
-            <w:tab/>
-          </w:r>
-          <w:r>
-            <w:fldChar w:fldCharType="begin"/>
-          </w:r>
-          <w:r>
-            <w:instrText xml:space="preserve"> PAGEREF _Toc9066 \h </w:instrText>
-          </w:r>
-          <w:r>
-            <w:fldChar w:fldCharType="separate"/>
-          </w:r>
-          <w:r>
-            <w:t>5</w:t>
-          </w:r>
-          <w:r>
-            <w:fldChar w:fldCharType="end"/>
-          </w:r>
-          <w:r>
-            <w:rPr>
-              <w:rFonts w:hint="eastAsia" w:ascii="Microsoft JhengHei" w:hAnsi="Microsoft JhengHei" w:eastAsia="Microsoft JhengHei" w:cs="Microsoft JhengHei"/>
-              <w:szCs w:val="24"/>
-            </w:rPr>
-            <w:fldChar w:fldCharType="end"/>
-          </w:r>
-        </w:p>
-        <w:p>
-          <w:pPr>
-            <w:pStyle w:val="18"/>
-            <w:tabs>
-              <w:tab w:val="right" w:leader="dot" w:pos="8306"/>
-            </w:tabs>
-          </w:pPr>
-          <w:r>
-            <w:rPr>
-              <w:rFonts w:hint="eastAsia" w:ascii="Microsoft JhengHei" w:hAnsi="Microsoft JhengHei" w:eastAsia="Microsoft JhengHei" w:cs="Microsoft JhengHei"/>
-              <w:szCs w:val="24"/>
-            </w:rPr>
-            <w:fldChar w:fldCharType="begin"/>
-          </w:r>
-          <w:r>
-            <w:rPr>
-              <w:rFonts w:hint="eastAsia" w:ascii="Microsoft JhengHei" w:hAnsi="Microsoft JhengHei" w:eastAsia="Microsoft JhengHei" w:cs="Microsoft JhengHei"/>
-              <w:szCs w:val="24"/>
-            </w:rPr>
-            <w:instrText xml:space="preserve"> HYPERLINK \l _Toc24713 </w:instrText>
-          </w:r>
-          <w:r>
-            <w:rPr>
-              <w:rFonts w:hint="eastAsia" w:ascii="Microsoft JhengHei" w:hAnsi="Microsoft JhengHei" w:eastAsia="Microsoft JhengHei" w:cs="Microsoft JhengHei"/>
-              <w:szCs w:val="24"/>
-            </w:rPr>
-            <w:fldChar w:fldCharType="separate"/>
-          </w:r>
-          <w:r>
-            <w:rPr>
-              <w:rFonts w:hint="default"/>
-              <w:lang w:val="en-US" w:eastAsia="zh-CN"/>
-            </w:rPr>
-            <w:t>4.4. 容量优化</w:t>
-          </w:r>
-          <w:r>
-            <w:tab/>
-          </w:r>
-          <w:r>
-            <w:fldChar w:fldCharType="begin"/>
-          </w:r>
-          <w:r>
-            <w:instrText xml:space="preserve"> PAGEREF _Toc24713 \h </w:instrText>
+            <w:instrText xml:space="preserve"> PAGEREF _Toc9702 \h </w:instrText>
           </w:r>
           <w:r>
             <w:fldChar w:fldCharType="separate"/>
@@ -1820,7 +1718,7 @@
               <w:rFonts w:hint="eastAsia" w:ascii="Microsoft JhengHei" w:hAnsi="Microsoft JhengHei" w:eastAsia="Microsoft JhengHei" w:cs="Microsoft JhengHei"/>
               <w:szCs w:val="24"/>
             </w:rPr>
-            <w:instrText xml:space="preserve"> HYPERLINK \l _Toc23530 </w:instrText>
+            <w:instrText xml:space="preserve"> HYPERLINK \l _Toc11130 </w:instrText>
           </w:r>
           <w:r>
             <w:rPr>
@@ -1834,7 +1732,7 @@
               <w:rFonts w:hint="default"/>
               <w:lang w:val="en-US" w:eastAsia="zh-CN"/>
             </w:rPr>
-            <w:t>5. 管理原则</w:t>
+            <w:t>6. 与其他流程的关系</w:t>
           </w:r>
           <w:r>
             <w:tab/>
@@ -1843,13 +1741,13 @@
             <w:fldChar w:fldCharType="begin"/>
           </w:r>
           <w:r>
-            <w:instrText xml:space="preserve"> PAGEREF _Toc23530 \h </w:instrText>
+            <w:instrText xml:space="preserve"> PAGEREF _Toc11130 \h </w:instrText>
           </w:r>
           <w:r>
             <w:fldChar w:fldCharType="separate"/>
           </w:r>
           <w:r>
-            <w:t>5</w:t>
+            <w:t>6</w:t>
           </w:r>
           <w:r>
             <w:fldChar w:fldCharType="end"/>
@@ -1881,7 +1779,7 @@
               <w:rFonts w:hint="eastAsia" w:ascii="Microsoft JhengHei" w:hAnsi="Microsoft JhengHei" w:eastAsia="Microsoft JhengHei" w:cs="Microsoft JhengHei"/>
               <w:szCs w:val="24"/>
             </w:rPr>
-            <w:instrText xml:space="preserve"> HYPERLINK \l _Toc122 </w:instrText>
+            <w:instrText xml:space="preserve"> HYPERLINK \l _Toc16528 </w:instrText>
           </w:r>
           <w:r>
             <w:rPr>
@@ -1895,7 +1793,7 @@
               <w:rFonts w:hint="default"/>
               <w:lang w:val="en-US" w:eastAsia="zh-CN"/>
             </w:rPr>
-            <w:t>6. 关键指标</w:t>
+            <w:t>7. 关键指标</w:t>
           </w:r>
           <w:r>
             <w:tab/>
@@ -1904,13 +1802,13 @@
             <w:fldChar w:fldCharType="begin"/>
           </w:r>
           <w:r>
-            <w:instrText xml:space="preserve"> PAGEREF _Toc122 \h </w:instrText>
+            <w:instrText xml:space="preserve"> PAGEREF _Toc16528 \h </w:instrText>
           </w:r>
           <w:r>
             <w:fldChar w:fldCharType="separate"/>
           </w:r>
           <w:r>
-            <w:t>6</w:t>
+            <w:t>7</w:t>
           </w:r>
           <w:r>
             <w:fldChar w:fldCharType="end"/>
@@ -1942,7 +1840,7 @@
               <w:rFonts w:hint="eastAsia" w:ascii="Microsoft JhengHei" w:hAnsi="Microsoft JhengHei" w:eastAsia="Microsoft JhengHei" w:cs="Microsoft JhengHei"/>
               <w:szCs w:val="24"/>
             </w:rPr>
-            <w:instrText xml:space="preserve"> HYPERLINK \l _Toc481 </w:instrText>
+            <w:instrText xml:space="preserve"> HYPERLINK \l _Toc3083 </w:instrText>
           </w:r>
           <w:r>
             <w:rPr>
@@ -1956,7 +1854,7 @@
               <w:rFonts w:hint="default"/>
               <w:lang w:val="en-US" w:eastAsia="zh-CN"/>
             </w:rPr>
-            <w:t>7. 与其他流程的关系</w:t>
+            <w:t>8. 相关记录文件</w:t>
           </w:r>
           <w:r>
             <w:tab/>
@@ -1965,74 +1863,13 @@
             <w:fldChar w:fldCharType="begin"/>
           </w:r>
           <w:r>
-            <w:instrText xml:space="preserve"> PAGEREF _Toc481 \h </w:instrText>
+            <w:instrText xml:space="preserve"> PAGEREF _Toc3083 \h </w:instrText>
           </w:r>
           <w:r>
             <w:fldChar w:fldCharType="separate"/>
           </w:r>
           <w:r>
-            <w:t>6</w:t>
-          </w:r>
-          <w:r>
-            <w:fldChar w:fldCharType="end"/>
-          </w:r>
-          <w:r>
-            <w:rPr>
-              <w:rFonts w:hint="eastAsia" w:ascii="Microsoft JhengHei" w:hAnsi="Microsoft JhengHei" w:eastAsia="Microsoft JhengHei" w:cs="Microsoft JhengHei"/>
-              <w:szCs w:val="24"/>
-            </w:rPr>
-            <w:fldChar w:fldCharType="end"/>
-          </w:r>
-        </w:p>
-        <w:p>
-          <w:pPr>
-            <w:pStyle w:val="17"/>
-            <w:tabs>
-              <w:tab w:val="right" w:leader="dot" w:pos="8306"/>
-            </w:tabs>
-          </w:pPr>
-          <w:r>
-            <w:rPr>
-              <w:rFonts w:hint="eastAsia" w:ascii="Microsoft JhengHei" w:hAnsi="Microsoft JhengHei" w:eastAsia="Microsoft JhengHei" w:cs="Microsoft JhengHei"/>
-              <w:szCs w:val="24"/>
-            </w:rPr>
-            <w:fldChar w:fldCharType="begin"/>
-          </w:r>
-          <w:r>
-            <w:rPr>
-              <w:rFonts w:hint="eastAsia" w:ascii="Microsoft JhengHei" w:hAnsi="Microsoft JhengHei" w:eastAsia="Microsoft JhengHei" w:cs="Microsoft JhengHei"/>
-              <w:szCs w:val="24"/>
-            </w:rPr>
-            <w:instrText xml:space="preserve"> HYPERLINK \l _Toc22230 </w:instrText>
-          </w:r>
-          <w:r>
-            <w:rPr>
-              <w:rFonts w:hint="eastAsia" w:ascii="Microsoft JhengHei" w:hAnsi="Microsoft JhengHei" w:eastAsia="Microsoft JhengHei" w:cs="Microsoft JhengHei"/>
-              <w:szCs w:val="24"/>
-            </w:rPr>
-            <w:fldChar w:fldCharType="separate"/>
-          </w:r>
-          <w:r>
-            <w:rPr>
-              <w:rFonts w:hint="default"/>
-              <w:lang w:val="en-US" w:eastAsia="zh-CN"/>
-            </w:rPr>
-            <w:t>8. 相关记录文件</w:t>
-          </w:r>
-          <w:r>
-            <w:tab/>
-          </w:r>
-          <w:r>
-            <w:fldChar w:fldCharType="begin"/>
-          </w:r>
-          <w:r>
-            <w:instrText xml:space="preserve"> PAGEREF _Toc22230 \h </w:instrText>
-          </w:r>
-          <w:r>
-            <w:fldChar w:fldCharType="separate"/>
-          </w:r>
-          <w:r>
-            <w:t>6</w:t>
+            <w:t>7</w:t>
           </w:r>
           <w:r>
             <w:fldChar w:fldCharType="end"/>
@@ -2102,7 +1939,7 @@
           <w:lang w:val="en-US" w:eastAsia="zh-CN"/>
         </w:rPr>
       </w:pPr>
-      <w:bookmarkStart w:id="3" w:name="_Toc25745"/>
+      <w:bookmarkStart w:id="3" w:name="_Toc879"/>
       <w:r>
         <w:rPr>
           <w:rFonts w:hint="default"/>
@@ -2115,7 +1952,6 @@
     <w:p>
       <w:pPr>
         <w:pStyle w:val="31"/>
-        <w:bidi w:val="0"/>
         <w:rPr>
           <w:rFonts w:hint="default"/>
           <w:lang w:val="en-US" w:eastAsia="zh-CN"/>
@@ -2126,7 +1962,7 @@
           <w:rFonts w:hint="default"/>
           <w:lang w:val="en-US" w:eastAsia="zh-CN"/>
         </w:rPr>
-        <w:t>消除客户业务系统容量风险，确保客户业务系统容量能够经济、合理地满足业务需求。</w:t>
+        <w:t>为确保公司运维的IT系统（包括处理能力、存储空间、网络带宽等）能够经济、及时、有效地满足当前及未来的业务需求，预防因容量不足导致的性能下降或服务中断，特制定本策略。通过系统化的容量规划、监控、分析与优化，保障服务级别协议（SLA）的达成，提升资源利用效率，控制运维成本。</w:t>
       </w:r>
     </w:p>
     <w:p>
@@ -2138,7 +1974,7 @@
           <w:lang w:val="en-US" w:eastAsia="zh-CN"/>
         </w:rPr>
       </w:pPr>
-      <w:bookmarkStart w:id="4" w:name="_Toc1144"/>
+      <w:bookmarkStart w:id="4" w:name="_Toc32451"/>
       <w:r>
         <w:rPr>
           <w:rFonts w:hint="default"/>
@@ -2158,11 +1994,7 @@
         </w:rPr>
       </w:pPr>
       <w:r>
-        <w:rPr>
-          <w:rFonts w:hint="default"/>
-          <w:lang w:val="en-US" w:eastAsia="zh-CN"/>
-        </w:rPr>
-        <w:t>适用于公司运维服务项目容量管理。</w:t>
+        <w:t>本策略适用于甘肃国邦信息科技有限公司运维服务部所管辖的所有IT服务项目与生产环境，涵盖硬件资源（服务器、存储、网络设备）、软件资源（数据库、中间件、应用系统）及性能吞吐量等方面的容量管理活动。</w:t>
       </w:r>
     </w:p>
     <w:p>
@@ -2174,37 +2006,701 @@
           <w:lang w:val="en-US" w:eastAsia="zh-CN"/>
         </w:rPr>
       </w:pPr>
-      <w:bookmarkStart w:id="5" w:name="_Toc29632"/>
+      <w:bookmarkStart w:id="5" w:name="_Toc26255"/>
       <w:r>
         <w:rPr>
-          <w:rFonts w:hint="default"/>
-          <w:lang w:val="en-US" w:eastAsia="zh-CN"/>
-        </w:rPr>
-        <w:t>职责</w:t>
+          <w:rFonts w:hint="eastAsia"/>
+          <w:lang w:val="en-US" w:eastAsia="zh-CN"/>
+        </w:rPr>
+        <w:t>术语与定义</w:t>
       </w:r>
       <w:bookmarkEnd w:id="5"/>
     </w:p>
+    <w:tbl>
+      <w:tblPr>
+        <w:tblW w:w="9024" w:type="dxa"/>
+        <w:tblInd w:w="0" w:type="dxa"/>
+        <w:tblBorders>
+          <w:top w:val="single" w:color="auto" w:sz="4" w:space="0"/>
+          <w:left w:val="single" w:color="auto" w:sz="4" w:space="0"/>
+          <w:bottom w:val="single" w:color="auto" w:sz="4" w:space="0"/>
+          <w:right w:val="single" w:color="auto" w:sz="4" w:space="0"/>
+          <w:insideH w:val="single" w:color="auto" w:sz="4" w:space="0"/>
+          <w:insideV w:val="single" w:color="auto" w:sz="4" w:space="0"/>
+        </w:tblBorders>
+        <w:shd w:val="clear" w:color="auto" w:fill="FFFFFF"/>
+        <w:tblLayout w:type="autofit"/>
+        <w:tblCellMar>
+          <w:top w:w="15" w:type="dxa"/>
+          <w:left w:w="15" w:type="dxa"/>
+          <w:bottom w:w="15" w:type="dxa"/>
+          <w:right w:w="15" w:type="dxa"/>
+        </w:tblCellMar>
+      </w:tblPr>
+      <w:tblGrid>
+        <w:gridCol w:w="885"/>
+        <w:gridCol w:w="8139"/>
+      </w:tblGrid>
+      <w:tr>
+        <w:tblPrEx>
+          <w:tblBorders>
+            <w:top w:val="single" w:color="auto" w:sz="4" w:space="0"/>
+            <w:left w:val="single" w:color="auto" w:sz="4" w:space="0"/>
+            <w:bottom w:val="single" w:color="auto" w:sz="4" w:space="0"/>
+            <w:right w:val="single" w:color="auto" w:sz="4" w:space="0"/>
+            <w:insideH w:val="single" w:color="auto" w:sz="4" w:space="0"/>
+            <w:insideV w:val="single" w:color="auto" w:sz="4" w:space="0"/>
+          </w:tblBorders>
+          <w:shd w:val="clear" w:color="auto" w:fill="FFFFFF"/>
+          <w:tblCellMar>
+            <w:top w:w="15" w:type="dxa"/>
+            <w:left w:w="15" w:type="dxa"/>
+            <w:bottom w:w="15" w:type="dxa"/>
+            <w:right w:w="15" w:type="dxa"/>
+          </w:tblCellMar>
+        </w:tblPrEx>
+        <w:trPr>
+          <w:tblHeader/>
+        </w:trPr>
+        <w:tc>
+          <w:tcPr>
+            <w:tcW w:w="0" w:type="auto"/>
+            <w:shd w:val="clear" w:color="auto" w:fill="FFFFFF"/>
+            <w:tcMar>
+              <w:top w:w="120" w:type="dxa"/>
+              <w:left w:w="0" w:type="dxa"/>
+              <w:bottom w:w="120" w:type="dxa"/>
+              <w:right w:w="192" w:type="dxa"/>
+            </w:tcMar>
+            <w:vAlign w:val="center"/>
+          </w:tcPr>
+          <w:p>
+            <w:pPr>
+              <w:keepNext w:val="0"/>
+              <w:keepLines w:val="0"/>
+              <w:widowControl/>
+              <w:suppressLineNumbers w:val="0"/>
+              <w:spacing w:line="300" w:lineRule="atLeast"/>
+              <w:jc w:val="left"/>
+              <w:rPr>
+                <w:rFonts w:ascii="Segoe UI" w:hAnsi="Segoe UI" w:eastAsia="Segoe UI" w:cs="Segoe UI"/>
+                <w:i w:val="0"/>
+                <w:iCs w:val="0"/>
+                <w:caps w:val="0"/>
+                <w:color w:val="0F1115"/>
+                <w:spacing w:val="0"/>
+                <w:sz w:val="18"/>
+                <w:szCs w:val="18"/>
+              </w:rPr>
+            </w:pPr>
+            <w:r>
+              <w:rPr>
+                <w:rFonts w:hint="default" w:ascii="Segoe UI" w:hAnsi="Segoe UI" w:eastAsia="Segoe UI" w:cs="Segoe UI"/>
+                <w:i w:val="0"/>
+                <w:iCs w:val="0"/>
+                <w:caps w:val="0"/>
+                <w:snapToGrid w:val="0"/>
+                <w:color w:val="000000"/>
+                <w:spacing w:val="0"/>
+                <w:kern w:val="0"/>
+                <w:sz w:val="18"/>
+                <w:szCs w:val="18"/>
+                <w:bdr w:val="none" w:color="auto" w:sz="0" w:space="0"/>
+                <w:lang w:val="en-US" w:eastAsia="zh-CN" w:bidi="ar"/>
+              </w:rPr>
+              <w:t>术语</w:t>
+            </w:r>
+          </w:p>
+        </w:tc>
+        <w:tc>
+          <w:tcPr>
+            <w:tcW w:w="0" w:type="auto"/>
+            <w:shd w:val="clear" w:color="auto" w:fill="FFFFFF"/>
+            <w:tcMar>
+              <w:top w:w="120" w:type="dxa"/>
+              <w:left w:w="192" w:type="dxa"/>
+              <w:bottom w:w="120" w:type="dxa"/>
+              <w:right w:w="192" w:type="dxa"/>
+            </w:tcMar>
+            <w:vAlign w:val="center"/>
+          </w:tcPr>
+          <w:p>
+            <w:pPr>
+              <w:keepNext w:val="0"/>
+              <w:keepLines w:val="0"/>
+              <w:widowControl/>
+              <w:suppressLineNumbers w:val="0"/>
+              <w:spacing w:line="300" w:lineRule="atLeast"/>
+              <w:jc w:val="left"/>
+              <w:rPr>
+                <w:rFonts w:hint="default" w:ascii="Segoe UI" w:hAnsi="Segoe UI" w:eastAsia="Segoe UI" w:cs="Segoe UI"/>
+                <w:i w:val="0"/>
+                <w:iCs w:val="0"/>
+                <w:caps w:val="0"/>
+                <w:color w:val="0F1115"/>
+                <w:spacing w:val="0"/>
+                <w:sz w:val="18"/>
+                <w:szCs w:val="18"/>
+              </w:rPr>
+            </w:pPr>
+            <w:r>
+              <w:rPr>
+                <w:rFonts w:hint="default" w:ascii="Segoe UI" w:hAnsi="Segoe UI" w:eastAsia="Segoe UI" w:cs="Segoe UI"/>
+                <w:i w:val="0"/>
+                <w:iCs w:val="0"/>
+                <w:caps w:val="0"/>
+                <w:snapToGrid w:val="0"/>
+                <w:color w:val="000000"/>
+                <w:spacing w:val="0"/>
+                <w:kern w:val="0"/>
+                <w:sz w:val="18"/>
+                <w:szCs w:val="18"/>
+                <w:bdr w:val="none" w:color="auto" w:sz="0" w:space="0"/>
+                <w:lang w:val="en-US" w:eastAsia="zh-CN" w:bidi="ar"/>
+              </w:rPr>
+              <w:t>定义</w:t>
+            </w:r>
+          </w:p>
+        </w:tc>
+      </w:tr>
+      <w:tr>
+        <w:tblPrEx>
+          <w:tblBorders>
+            <w:top w:val="single" w:color="auto" w:sz="4" w:space="0"/>
+            <w:left w:val="single" w:color="auto" w:sz="4" w:space="0"/>
+            <w:bottom w:val="single" w:color="auto" w:sz="4" w:space="0"/>
+            <w:right w:val="single" w:color="auto" w:sz="4" w:space="0"/>
+            <w:insideH w:val="single" w:color="auto" w:sz="4" w:space="0"/>
+            <w:insideV w:val="single" w:color="auto" w:sz="4" w:space="0"/>
+          </w:tblBorders>
+          <w:shd w:val="clear" w:color="auto" w:fill="FFFFFF"/>
+          <w:tblCellMar>
+            <w:top w:w="15" w:type="dxa"/>
+            <w:left w:w="15" w:type="dxa"/>
+            <w:bottom w:w="15" w:type="dxa"/>
+            <w:right w:w="15" w:type="dxa"/>
+          </w:tblCellMar>
+        </w:tblPrEx>
+        <w:tc>
+          <w:tcPr>
+            <w:tcW w:w="0" w:type="auto"/>
+            <w:shd w:val="clear" w:color="auto" w:fill="FFFFFF"/>
+            <w:tcMar>
+              <w:top w:w="120" w:type="dxa"/>
+              <w:left w:w="0" w:type="dxa"/>
+              <w:bottom w:w="120" w:type="dxa"/>
+              <w:right w:w="192" w:type="dxa"/>
+            </w:tcMar>
+            <w:vAlign w:val="center"/>
+          </w:tcPr>
+          <w:p>
+            <w:pPr>
+              <w:keepNext w:val="0"/>
+              <w:keepLines w:val="0"/>
+              <w:widowControl/>
+              <w:suppressLineNumbers w:val="0"/>
+              <w:spacing w:line="300" w:lineRule="atLeast"/>
+              <w:jc w:val="left"/>
+              <w:rPr>
+                <w:rFonts w:hint="default" w:ascii="Segoe UI" w:hAnsi="Segoe UI" w:eastAsia="Segoe UI" w:cs="Segoe UI"/>
+                <w:i w:val="0"/>
+                <w:iCs w:val="0"/>
+                <w:caps w:val="0"/>
+                <w:color w:val="0F1115"/>
+                <w:spacing w:val="0"/>
+                <w:sz w:val="18"/>
+                <w:szCs w:val="18"/>
+              </w:rPr>
+            </w:pPr>
+            <w:r>
+              <w:rPr>
+                <w:rStyle w:val="24"/>
+                <w:rFonts w:hint="default" w:ascii="Segoe UI" w:hAnsi="Segoe UI" w:eastAsia="Segoe UI" w:cs="Segoe UI"/>
+                <w:b/>
+                <w:bCs/>
+                <w:i w:val="0"/>
+                <w:iCs w:val="0"/>
+                <w:caps w:val="0"/>
+                <w:snapToGrid w:val="0"/>
+                <w:color w:val="000000"/>
+                <w:spacing w:val="0"/>
+                <w:kern w:val="0"/>
+                <w:sz w:val="18"/>
+                <w:szCs w:val="18"/>
+                <w:bdr w:val="none" w:color="auto" w:sz="0" w:space="0"/>
+                <w:lang w:val="en-US" w:eastAsia="zh-CN" w:bidi="ar"/>
+              </w:rPr>
+              <w:t>容量管理</w:t>
+            </w:r>
+          </w:p>
+        </w:tc>
+        <w:tc>
+          <w:tcPr>
+            <w:tcW w:w="0" w:type="auto"/>
+            <w:shd w:val="clear" w:color="auto" w:fill="FFFFFF"/>
+            <w:tcMar>
+              <w:top w:w="120" w:type="dxa"/>
+              <w:left w:w="192" w:type="dxa"/>
+              <w:bottom w:w="120" w:type="dxa"/>
+              <w:right w:w="0" w:type="dxa"/>
+            </w:tcMar>
+            <w:vAlign w:val="center"/>
+          </w:tcPr>
+          <w:p>
+            <w:pPr>
+              <w:keepNext w:val="0"/>
+              <w:keepLines w:val="0"/>
+              <w:widowControl/>
+              <w:suppressLineNumbers w:val="0"/>
+              <w:spacing w:line="300" w:lineRule="atLeast"/>
+              <w:jc w:val="left"/>
+              <w:rPr>
+                <w:rFonts w:hint="default" w:ascii="Segoe UI" w:hAnsi="Segoe UI" w:eastAsia="Segoe UI" w:cs="Segoe UI"/>
+                <w:i w:val="0"/>
+                <w:iCs w:val="0"/>
+                <w:caps w:val="0"/>
+                <w:color w:val="0F1115"/>
+                <w:spacing w:val="0"/>
+                <w:sz w:val="18"/>
+                <w:szCs w:val="18"/>
+              </w:rPr>
+            </w:pPr>
+            <w:r>
+              <w:rPr>
+                <w:rFonts w:hint="default" w:ascii="Segoe UI" w:hAnsi="Segoe UI" w:eastAsia="Segoe UI" w:cs="Segoe UI"/>
+                <w:i w:val="0"/>
+                <w:iCs w:val="0"/>
+                <w:caps w:val="0"/>
+                <w:snapToGrid w:val="0"/>
+                <w:color w:val="000000"/>
+                <w:spacing w:val="0"/>
+                <w:kern w:val="0"/>
+                <w:sz w:val="18"/>
+                <w:szCs w:val="18"/>
+                <w:bdr w:val="none" w:color="auto" w:sz="0" w:space="0"/>
+                <w:lang w:val="en-US" w:eastAsia="zh-CN" w:bidi="ar"/>
+              </w:rPr>
+              <w:t>对IT资源进行规划、监控、分析和调整，以确保其能力能够满足当前和未来约定的业务需求的过程。</w:t>
+            </w:r>
+          </w:p>
+        </w:tc>
+      </w:tr>
+      <w:tr>
+        <w:tblPrEx>
+          <w:tblBorders>
+            <w:top w:val="single" w:color="auto" w:sz="4" w:space="0"/>
+            <w:left w:val="single" w:color="auto" w:sz="4" w:space="0"/>
+            <w:bottom w:val="single" w:color="auto" w:sz="4" w:space="0"/>
+            <w:right w:val="single" w:color="auto" w:sz="4" w:space="0"/>
+            <w:insideH w:val="single" w:color="auto" w:sz="4" w:space="0"/>
+            <w:insideV w:val="single" w:color="auto" w:sz="4" w:space="0"/>
+          </w:tblBorders>
+          <w:shd w:val="clear" w:color="auto" w:fill="FFFFFF"/>
+          <w:tblCellMar>
+            <w:top w:w="15" w:type="dxa"/>
+            <w:left w:w="15" w:type="dxa"/>
+            <w:bottom w:w="15" w:type="dxa"/>
+            <w:right w:w="15" w:type="dxa"/>
+          </w:tblCellMar>
+        </w:tblPrEx>
+        <w:tc>
+          <w:tcPr>
+            <w:tcW w:w="0" w:type="auto"/>
+            <w:shd w:val="clear" w:color="auto" w:fill="FFFFFF"/>
+            <w:tcMar>
+              <w:top w:w="120" w:type="dxa"/>
+              <w:left w:w="0" w:type="dxa"/>
+              <w:bottom w:w="120" w:type="dxa"/>
+              <w:right w:w="192" w:type="dxa"/>
+            </w:tcMar>
+            <w:vAlign w:val="center"/>
+          </w:tcPr>
+          <w:p>
+            <w:pPr>
+              <w:keepNext w:val="0"/>
+              <w:keepLines w:val="0"/>
+              <w:widowControl/>
+              <w:suppressLineNumbers w:val="0"/>
+              <w:spacing w:line="300" w:lineRule="atLeast"/>
+              <w:jc w:val="left"/>
+              <w:rPr>
+                <w:rFonts w:hint="default" w:ascii="Segoe UI" w:hAnsi="Segoe UI" w:eastAsia="Segoe UI" w:cs="Segoe UI"/>
+                <w:i w:val="0"/>
+                <w:iCs w:val="0"/>
+                <w:caps w:val="0"/>
+                <w:color w:val="0F1115"/>
+                <w:spacing w:val="0"/>
+                <w:sz w:val="18"/>
+                <w:szCs w:val="18"/>
+              </w:rPr>
+            </w:pPr>
+            <w:r>
+              <w:rPr>
+                <w:rStyle w:val="24"/>
+                <w:rFonts w:hint="default" w:ascii="Segoe UI" w:hAnsi="Segoe UI" w:eastAsia="Segoe UI" w:cs="Segoe UI"/>
+                <w:b/>
+                <w:bCs/>
+                <w:i w:val="0"/>
+                <w:iCs w:val="0"/>
+                <w:caps w:val="0"/>
+                <w:snapToGrid w:val="0"/>
+                <w:color w:val="000000"/>
+                <w:spacing w:val="0"/>
+                <w:kern w:val="0"/>
+                <w:sz w:val="18"/>
+                <w:szCs w:val="18"/>
+                <w:bdr w:val="none" w:color="auto" w:sz="0" w:space="0"/>
+                <w:lang w:val="en-US" w:eastAsia="zh-CN" w:bidi="ar"/>
+              </w:rPr>
+              <w:t>容量基线</w:t>
+            </w:r>
+          </w:p>
+        </w:tc>
+        <w:tc>
+          <w:tcPr>
+            <w:tcW w:w="0" w:type="auto"/>
+            <w:shd w:val="clear" w:color="auto" w:fill="FFFFFF"/>
+            <w:tcMar>
+              <w:top w:w="120" w:type="dxa"/>
+              <w:left w:w="192" w:type="dxa"/>
+              <w:bottom w:w="120" w:type="dxa"/>
+              <w:right w:w="0" w:type="dxa"/>
+            </w:tcMar>
+            <w:vAlign w:val="center"/>
+          </w:tcPr>
+          <w:p>
+            <w:pPr>
+              <w:keepNext w:val="0"/>
+              <w:keepLines w:val="0"/>
+              <w:widowControl/>
+              <w:suppressLineNumbers w:val="0"/>
+              <w:spacing w:line="300" w:lineRule="atLeast"/>
+              <w:jc w:val="left"/>
+              <w:rPr>
+                <w:rFonts w:hint="default" w:ascii="Segoe UI" w:hAnsi="Segoe UI" w:eastAsia="Segoe UI" w:cs="Segoe UI"/>
+                <w:i w:val="0"/>
+                <w:iCs w:val="0"/>
+                <w:caps w:val="0"/>
+                <w:color w:val="0F1115"/>
+                <w:spacing w:val="0"/>
+                <w:sz w:val="18"/>
+                <w:szCs w:val="18"/>
+              </w:rPr>
+            </w:pPr>
+            <w:r>
+              <w:rPr>
+                <w:rFonts w:hint="default" w:ascii="Segoe UI" w:hAnsi="Segoe UI" w:eastAsia="Segoe UI" w:cs="Segoe UI"/>
+                <w:i w:val="0"/>
+                <w:iCs w:val="0"/>
+                <w:caps w:val="0"/>
+                <w:snapToGrid w:val="0"/>
+                <w:color w:val="000000"/>
+                <w:spacing w:val="0"/>
+                <w:kern w:val="0"/>
+                <w:sz w:val="18"/>
+                <w:szCs w:val="18"/>
+                <w:bdr w:val="none" w:color="auto" w:sz="0" w:space="0"/>
+                <w:lang w:val="en-US" w:eastAsia="zh-CN" w:bidi="ar"/>
+              </w:rPr>
+              <w:t>在特定时间段内，系统正常负载下性能与资源使用情况的基准数据，用于趋势对比和异常判断。</w:t>
+            </w:r>
+          </w:p>
+        </w:tc>
+      </w:tr>
+      <w:tr>
+        <w:tblPrEx>
+          <w:tblBorders>
+            <w:top w:val="single" w:color="auto" w:sz="4" w:space="0"/>
+            <w:left w:val="single" w:color="auto" w:sz="4" w:space="0"/>
+            <w:bottom w:val="single" w:color="auto" w:sz="4" w:space="0"/>
+            <w:right w:val="single" w:color="auto" w:sz="4" w:space="0"/>
+            <w:insideH w:val="single" w:color="auto" w:sz="4" w:space="0"/>
+            <w:insideV w:val="single" w:color="auto" w:sz="4" w:space="0"/>
+          </w:tblBorders>
+          <w:shd w:val="clear" w:color="auto" w:fill="FFFFFF"/>
+          <w:tblCellMar>
+            <w:top w:w="15" w:type="dxa"/>
+            <w:left w:w="15" w:type="dxa"/>
+            <w:bottom w:w="15" w:type="dxa"/>
+            <w:right w:w="15" w:type="dxa"/>
+          </w:tblCellMar>
+        </w:tblPrEx>
+        <w:tc>
+          <w:tcPr>
+            <w:tcW w:w="0" w:type="auto"/>
+            <w:shd w:val="clear" w:color="auto" w:fill="FFFFFF"/>
+            <w:tcMar>
+              <w:top w:w="120" w:type="dxa"/>
+              <w:left w:w="0" w:type="dxa"/>
+              <w:bottom w:w="120" w:type="dxa"/>
+              <w:right w:w="192" w:type="dxa"/>
+            </w:tcMar>
+            <w:vAlign w:val="center"/>
+          </w:tcPr>
+          <w:p>
+            <w:pPr>
+              <w:keepNext w:val="0"/>
+              <w:keepLines w:val="0"/>
+              <w:widowControl/>
+              <w:suppressLineNumbers w:val="0"/>
+              <w:spacing w:line="300" w:lineRule="atLeast"/>
+              <w:jc w:val="left"/>
+              <w:rPr>
+                <w:rFonts w:hint="default" w:ascii="Segoe UI" w:hAnsi="Segoe UI" w:eastAsia="Segoe UI" w:cs="Segoe UI"/>
+                <w:i w:val="0"/>
+                <w:iCs w:val="0"/>
+                <w:caps w:val="0"/>
+                <w:color w:val="0F1115"/>
+                <w:spacing w:val="0"/>
+                <w:sz w:val="18"/>
+                <w:szCs w:val="18"/>
+              </w:rPr>
+            </w:pPr>
+            <w:r>
+              <w:rPr>
+                <w:rStyle w:val="24"/>
+                <w:rFonts w:hint="default" w:ascii="Segoe UI" w:hAnsi="Segoe UI" w:eastAsia="Segoe UI" w:cs="Segoe UI"/>
+                <w:b/>
+                <w:bCs/>
+                <w:i w:val="0"/>
+                <w:iCs w:val="0"/>
+                <w:caps w:val="0"/>
+                <w:snapToGrid w:val="0"/>
+                <w:color w:val="000000"/>
+                <w:spacing w:val="0"/>
+                <w:kern w:val="0"/>
+                <w:sz w:val="18"/>
+                <w:szCs w:val="18"/>
+                <w:bdr w:val="none" w:color="auto" w:sz="0" w:space="0"/>
+                <w:lang w:val="en-US" w:eastAsia="zh-CN" w:bidi="ar"/>
+              </w:rPr>
+              <w:t>容量阈值</w:t>
+            </w:r>
+          </w:p>
+        </w:tc>
+        <w:tc>
+          <w:tcPr>
+            <w:tcW w:w="0" w:type="auto"/>
+            <w:shd w:val="clear" w:color="auto" w:fill="FFFFFF"/>
+            <w:tcMar>
+              <w:top w:w="120" w:type="dxa"/>
+              <w:left w:w="192" w:type="dxa"/>
+              <w:bottom w:w="120" w:type="dxa"/>
+              <w:right w:w="0" w:type="dxa"/>
+            </w:tcMar>
+            <w:vAlign w:val="center"/>
+          </w:tcPr>
+          <w:p>
+            <w:pPr>
+              <w:keepNext w:val="0"/>
+              <w:keepLines w:val="0"/>
+              <w:widowControl/>
+              <w:suppressLineNumbers w:val="0"/>
+              <w:spacing w:line="300" w:lineRule="atLeast"/>
+              <w:jc w:val="left"/>
+              <w:rPr>
+                <w:rFonts w:hint="default" w:ascii="Segoe UI" w:hAnsi="Segoe UI" w:eastAsia="Segoe UI" w:cs="Segoe UI"/>
+                <w:i w:val="0"/>
+                <w:iCs w:val="0"/>
+                <w:caps w:val="0"/>
+                <w:color w:val="0F1115"/>
+                <w:spacing w:val="0"/>
+                <w:sz w:val="18"/>
+                <w:szCs w:val="18"/>
+              </w:rPr>
+            </w:pPr>
+            <w:r>
+              <w:rPr>
+                <w:rFonts w:hint="default" w:ascii="Segoe UI" w:hAnsi="Segoe UI" w:eastAsia="Segoe UI" w:cs="Segoe UI"/>
+                <w:i w:val="0"/>
+                <w:iCs w:val="0"/>
+                <w:caps w:val="0"/>
+                <w:snapToGrid w:val="0"/>
+                <w:color w:val="000000"/>
+                <w:spacing w:val="0"/>
+                <w:kern w:val="0"/>
+                <w:sz w:val="18"/>
+                <w:szCs w:val="18"/>
+                <w:bdr w:val="none" w:color="auto" w:sz="0" w:space="0"/>
+                <w:lang w:val="en-US" w:eastAsia="zh-CN" w:bidi="ar"/>
+              </w:rPr>
+              <w:t>预先设定的资源使用率或性能指标临界值，超过该值可能影响服务性能或稳定性，需触发预警或干预行动。</w:t>
+            </w:r>
+          </w:p>
+        </w:tc>
+      </w:tr>
+      <w:tr>
+        <w:tblPrEx>
+          <w:tblBorders>
+            <w:top w:val="single" w:color="auto" w:sz="4" w:space="0"/>
+            <w:left w:val="single" w:color="auto" w:sz="4" w:space="0"/>
+            <w:bottom w:val="single" w:color="auto" w:sz="4" w:space="0"/>
+            <w:right w:val="single" w:color="auto" w:sz="4" w:space="0"/>
+            <w:insideH w:val="single" w:color="auto" w:sz="4" w:space="0"/>
+            <w:insideV w:val="single" w:color="auto" w:sz="4" w:space="0"/>
+          </w:tblBorders>
+          <w:shd w:val="clear" w:color="auto" w:fill="FFFFFF"/>
+          <w:tblCellMar>
+            <w:top w:w="15" w:type="dxa"/>
+            <w:left w:w="15" w:type="dxa"/>
+            <w:bottom w:w="15" w:type="dxa"/>
+            <w:right w:w="15" w:type="dxa"/>
+          </w:tblCellMar>
+        </w:tblPrEx>
+        <w:tc>
+          <w:tcPr>
+            <w:tcW w:w="0" w:type="auto"/>
+            <w:shd w:val="clear" w:color="auto" w:fill="FFFFFF"/>
+            <w:tcMar>
+              <w:top w:w="120" w:type="dxa"/>
+              <w:left w:w="0" w:type="dxa"/>
+              <w:bottom w:w="120" w:type="dxa"/>
+              <w:right w:w="192" w:type="dxa"/>
+            </w:tcMar>
+            <w:vAlign w:val="center"/>
+          </w:tcPr>
+          <w:p>
+            <w:pPr>
+              <w:keepNext w:val="0"/>
+              <w:keepLines w:val="0"/>
+              <w:widowControl/>
+              <w:suppressLineNumbers w:val="0"/>
+              <w:spacing w:line="300" w:lineRule="atLeast"/>
+              <w:jc w:val="left"/>
+              <w:rPr>
+                <w:rFonts w:hint="default" w:ascii="Segoe UI" w:hAnsi="Segoe UI" w:eastAsia="Segoe UI" w:cs="Segoe UI"/>
+                <w:i w:val="0"/>
+                <w:iCs w:val="0"/>
+                <w:caps w:val="0"/>
+                <w:color w:val="0F1115"/>
+                <w:spacing w:val="0"/>
+                <w:sz w:val="18"/>
+                <w:szCs w:val="18"/>
+              </w:rPr>
+            </w:pPr>
+            <w:r>
+              <w:rPr>
+                <w:rStyle w:val="24"/>
+                <w:rFonts w:hint="default" w:ascii="Segoe UI" w:hAnsi="Segoe UI" w:eastAsia="Segoe UI" w:cs="Segoe UI"/>
+                <w:b/>
+                <w:bCs/>
+                <w:i w:val="0"/>
+                <w:iCs w:val="0"/>
+                <w:caps w:val="0"/>
+                <w:snapToGrid w:val="0"/>
+                <w:color w:val="000000"/>
+                <w:spacing w:val="0"/>
+                <w:kern w:val="0"/>
+                <w:sz w:val="18"/>
+                <w:szCs w:val="18"/>
+                <w:bdr w:val="none" w:color="auto" w:sz="0" w:space="0"/>
+                <w:lang w:val="en-US" w:eastAsia="zh-CN" w:bidi="ar"/>
+              </w:rPr>
+              <w:t>容量预测</w:t>
+            </w:r>
+          </w:p>
+        </w:tc>
+        <w:tc>
+          <w:tcPr>
+            <w:tcW w:w="0" w:type="auto"/>
+            <w:shd w:val="clear" w:color="auto" w:fill="FFFFFF"/>
+            <w:tcMar>
+              <w:top w:w="120" w:type="dxa"/>
+              <w:left w:w="192" w:type="dxa"/>
+              <w:bottom w:w="120" w:type="dxa"/>
+              <w:right w:w="0" w:type="dxa"/>
+            </w:tcMar>
+            <w:vAlign w:val="center"/>
+          </w:tcPr>
+          <w:p>
+            <w:pPr>
+              <w:keepNext w:val="0"/>
+              <w:keepLines w:val="0"/>
+              <w:widowControl/>
+              <w:suppressLineNumbers w:val="0"/>
+              <w:spacing w:line="300" w:lineRule="atLeast"/>
+              <w:jc w:val="left"/>
+              <w:rPr>
+                <w:rFonts w:hint="default" w:ascii="Segoe UI" w:hAnsi="Segoe UI" w:eastAsia="Segoe UI" w:cs="Segoe UI"/>
+                <w:i w:val="0"/>
+                <w:iCs w:val="0"/>
+                <w:caps w:val="0"/>
+                <w:color w:val="0F1115"/>
+                <w:spacing w:val="0"/>
+                <w:sz w:val="18"/>
+                <w:szCs w:val="18"/>
+              </w:rPr>
+            </w:pPr>
+            <w:r>
+              <w:rPr>
+                <w:rFonts w:hint="default" w:ascii="Segoe UI" w:hAnsi="Segoe UI" w:eastAsia="Segoe UI" w:cs="Segoe UI"/>
+                <w:i w:val="0"/>
+                <w:iCs w:val="0"/>
+                <w:caps w:val="0"/>
+                <w:snapToGrid w:val="0"/>
+                <w:color w:val="000000"/>
+                <w:spacing w:val="0"/>
+                <w:kern w:val="0"/>
+                <w:sz w:val="18"/>
+                <w:szCs w:val="18"/>
+                <w:bdr w:val="none" w:color="auto" w:sz="0" w:space="0"/>
+                <w:lang w:val="en-US" w:eastAsia="zh-CN" w:bidi="ar"/>
+              </w:rPr>
+              <w:t>基于历史数据和业务增长计划，对未来某一时期容量需求进行的估算和模拟。</w:t>
+            </w:r>
+          </w:p>
+        </w:tc>
+      </w:tr>
+    </w:tbl>
     <w:p>
       <w:pPr>
-        <w:pStyle w:val="32"/>
+        <w:pStyle w:val="31"/>
+        <w:rPr>
+          <w:rFonts w:hint="default"/>
+          <w:lang w:val="en-US" w:eastAsia="zh-CN"/>
+        </w:rPr>
+      </w:pPr>
+    </w:p>
+    <w:p>
+      <w:pPr>
+        <w:pStyle w:val="30"/>
         <w:bidi w:val="0"/>
         <w:rPr>
           <w:rFonts w:hint="default"/>
           <w:lang w:val="en-US" w:eastAsia="zh-CN"/>
         </w:rPr>
       </w:pPr>
-      <w:bookmarkStart w:id="6" w:name="_Toc16542"/>
+      <w:bookmarkStart w:id="6" w:name="_Toc4105"/>
       <w:r>
         <w:rPr>
-          <w:rFonts w:hint="eastAsia"/>
-          <w:lang w:val="en-US" w:eastAsia="zh-CN"/>
-        </w:rPr>
-        <w:t>研发部</w:t>
+          <w:rFonts w:hint="default"/>
+          <w:lang w:val="en-US" w:eastAsia="zh-CN"/>
+        </w:rPr>
+        <w:t>职责</w:t>
       </w:r>
       <w:bookmarkEnd w:id="6"/>
     </w:p>
     <w:p>
       <w:pPr>
+        <w:pStyle w:val="32"/>
+        <w:bidi w:val="0"/>
+        <w:rPr>
+          <w:rFonts w:hint="default"/>
+          <w:lang w:val="en-US" w:eastAsia="zh-CN"/>
+        </w:rPr>
+      </w:pPr>
+      <w:bookmarkStart w:id="7" w:name="_Toc26222"/>
+      <w:r>
+        <w:rPr>
+          <w:rFonts w:hint="eastAsia"/>
+          <w:lang w:val="en-US" w:eastAsia="zh-CN"/>
+        </w:rPr>
+        <w:t>研发部</w:t>
+      </w:r>
+      <w:bookmarkEnd w:id="7"/>
+    </w:p>
+    <w:p>
+      <w:pPr>
         <w:pStyle w:val="31"/>
         <w:bidi w:val="0"/>
         <w:rPr>
@@ -2246,7 +2742,7 @@
           <w:lang w:val="en-US" w:eastAsia="zh-CN"/>
         </w:rPr>
       </w:pPr>
-      <w:bookmarkStart w:id="7" w:name="_Toc13012"/>
+      <w:bookmarkStart w:id="8" w:name="_Toc19059"/>
       <w:r>
         <w:rPr>
           <w:rFonts w:hint="eastAsia"/>
@@ -2254,7 +2750,7 @@
         </w:rPr>
         <w:t>运维部</w:t>
       </w:r>
-      <w:bookmarkEnd w:id="7"/>
+      <w:bookmarkEnd w:id="8"/>
     </w:p>
     <w:p>
       <w:pPr>
@@ -2316,7 +2812,7 @@
           <w:lang w:val="en-US" w:eastAsia="zh-CN"/>
         </w:rPr>
       </w:pPr>
-      <w:bookmarkStart w:id="8" w:name="_Toc5876"/>
+      <w:bookmarkStart w:id="9" w:name="_Toc2490"/>
       <w:r>
         <w:rPr>
           <w:rFonts w:hint="eastAsia"/>
@@ -2331,7 +2827,7 @@
         </w:rPr>
         <w:t>项目经理</w:t>
       </w:r>
-      <w:bookmarkEnd w:id="8"/>
+      <w:bookmarkEnd w:id="9"/>
     </w:p>
     <w:p>
       <w:pPr>
@@ -2369,113 +2865,62 @@
     </w:p>
     <w:p>
       <w:pPr>
-        <w:pStyle w:val="30"/>
-        <w:bidi w:val="0"/>
-        <w:rPr>
-          <w:rFonts w:hint="default"/>
-          <w:lang w:val="en-US" w:eastAsia="zh-CN"/>
-        </w:rPr>
-      </w:pPr>
-      <w:bookmarkStart w:id="9" w:name="_Toc10943"/>
-      <w:r>
-        <w:rPr>
-          <w:rFonts w:hint="default"/>
-          <w:lang w:val="en-US" w:eastAsia="zh-CN"/>
-        </w:rPr>
-        <w:t>管理流程</w:t>
-      </w:r>
-      <w:bookmarkEnd w:id="9"/>
-    </w:p>
-    <w:p>
-      <w:pPr>
         <w:pStyle w:val="32"/>
         <w:bidi w:val="0"/>
         <w:rPr>
-          <w:rFonts w:hint="default"/>
-          <w:lang w:val="en-US" w:eastAsia="zh-CN"/>
-        </w:rPr>
-      </w:pPr>
-      <w:bookmarkStart w:id="10" w:name="_Toc7563"/>
+          <w:rFonts w:hint="eastAsia"/>
+          <w:lang w:val="en-US" w:eastAsia="zh-CN"/>
+        </w:rPr>
+      </w:pPr>
+      <w:bookmarkStart w:id="10" w:name="_Toc26388"/>
       <w:r>
         <w:rPr>
-          <w:rFonts w:hint="default"/>
-          <w:lang w:val="en-US" w:eastAsia="zh-CN"/>
-        </w:rPr>
-        <w:t>容量规划</w:t>
+          <w:rFonts w:hint="eastAsia"/>
+          <w:lang w:val="en-US" w:eastAsia="zh-CN"/>
+        </w:rPr>
+        <w:t>运维实施工程师</w:t>
       </w:r>
       <w:bookmarkEnd w:id="10"/>
     </w:p>
     <w:p>
       <w:pPr>
         <w:pStyle w:val="31"/>
-        <w:bidi w:val="0"/>
-        <w:rPr>
-          <w:rFonts w:hint="default"/>
+        <w:rPr>
+          <w:rFonts w:hint="eastAsia"/>
           <w:lang w:val="en-US" w:eastAsia="zh-CN"/>
         </w:rPr>
       </w:pPr>
       <w:r>
         <w:rPr>
-          <w:rFonts w:hint="eastAsia"/>
-          <w:lang w:val="en-US" w:eastAsia="zh-CN"/>
-        </w:rPr>
-        <w:t>运维</w:t>
-      </w:r>
-      <w:r>
-        <w:rPr>
-          <w:rFonts w:hint="default"/>
-          <w:lang w:val="en-US" w:eastAsia="zh-CN"/>
-        </w:rPr>
-        <w:t>项目经理在项目签订后根据系统现状、客户业务需求制定项目《系统容量计划》，包含资产接入标准、性能监控标准等方面。</w:t>
+          <w:rFonts w:hint="default"/>
+          <w:shd w:val="clear"/>
+          <w:lang w:val="en-US" w:eastAsia="zh-CN"/>
+        </w:rPr>
+        <w:t>负责执行日常容量监控、数据采集与巡检；处理容量告警；协助进行容量数据的分析与报告编制。</w:t>
       </w:r>
     </w:p>
     <w:p>
       <w:pPr>
-        <w:pStyle w:val="31"/>
+        <w:pStyle w:val="30"/>
         <w:bidi w:val="0"/>
         <w:rPr>
           <w:rFonts w:hint="default"/>
           <w:lang w:val="en-US" w:eastAsia="zh-CN"/>
         </w:rPr>
       </w:pPr>
+      <w:bookmarkStart w:id="11" w:name="_Toc9702"/>
       <w:r>
         <w:rPr>
-          <w:rFonts w:hint="eastAsia"/>
-          <w:lang w:val="en-US" w:eastAsia="zh-CN"/>
-        </w:rPr>
-        <w:t>运维</w:t>
-      </w:r>
-      <w:r>
-        <w:rPr>
-          <w:rFonts w:hint="default"/>
-          <w:lang w:val="en-US" w:eastAsia="zh-CN"/>
-        </w:rPr>
-        <w:t>项目经理协同运维工程师从技术、成本、业务的角度对项目《容量计划》进行评审，确保项目具备足够的容量。</w:t>
-      </w:r>
-    </w:p>
-    <w:p>
-      <w:pPr>
-        <w:pStyle w:val="32"/>
-        <w:bidi w:val="0"/>
-        <w:rPr>
-          <w:rFonts w:hint="default"/>
-          <w:lang w:val="en-US" w:eastAsia="zh-CN"/>
-        </w:rPr>
-      </w:pPr>
-      <w:bookmarkStart w:id="11" w:name="_Toc11922"/>
-      <w:r>
-        <w:rPr>
-          <w:rFonts w:hint="default"/>
-          <w:lang w:val="en-US" w:eastAsia="zh-CN"/>
-        </w:rPr>
-        <w:t>容量监控</w:t>
+          <w:rFonts w:hint="default"/>
+          <w:lang w:val="en-US" w:eastAsia="zh-CN"/>
+        </w:rPr>
+        <w:t>管理流程</w:t>
       </w:r>
       <w:bookmarkEnd w:id="11"/>
     </w:p>
     <w:p>
       <w:pPr>
         <w:pStyle w:val="31"/>
-        <w:bidi w:val="0"/>
         <w:rPr>
           <w:rFonts w:hint="default"/>
           <w:lang w:val="en-US" w:eastAsia="zh-CN"/>
@@ -2486,120 +2931,44 @@
           <w:rFonts w:hint="default"/>
           <w:lang w:val="en-US" w:eastAsia="zh-CN"/>
         </w:rPr>
-        <w:t>项目《容量计划》评审通过后，</w:t>
-      </w:r>
-      <w:r>
-        <w:rPr>
-          <w:rFonts w:hint="eastAsia"/>
-          <w:lang w:val="en-US" w:eastAsia="zh-CN"/>
-        </w:rPr>
-        <w:t>运维</w:t>
-      </w:r>
-      <w:r>
-        <w:rPr>
-          <w:rFonts w:hint="default"/>
-          <w:lang w:val="en-US" w:eastAsia="zh-CN"/>
-        </w:rPr>
-        <w:t>项目经理立即按照规划开展容量监控工作，配置相应的资源，安排业务系统容量数据和客户业务需求的收集。</w:t>
+        <w:t>容量管理是一个持续演进、闭环迭代的核心管理流程。它并非一次性项目，而是贯穿服务生命周期的日常性、预测性工作。整个过程始于对业务意图与承诺的理解，终于服务的稳定交付与成本的合理控制，形成“规划-监控-分析-行动-评审”的完整循环。</w:t>
       </w:r>
     </w:p>
     <w:p>
       <w:pPr>
-        <w:pStyle w:val="32"/>
-        <w:bidi w:val="0"/>
-        <w:rPr>
-          <w:rFonts w:hint="default"/>
-          <w:lang w:val="en-US" w:eastAsia="zh-CN"/>
-        </w:rPr>
-      </w:pPr>
-      <w:bookmarkStart w:id="12" w:name="_Toc9066"/>
+        <w:pStyle w:val="31"/>
+        <w:rPr>
+          <w:rFonts w:hint="default"/>
+          <w:lang w:val="en-US" w:eastAsia="zh-CN"/>
+        </w:rPr>
+      </w:pPr>
       <w:r>
         <w:rPr>
           <w:rFonts w:hint="default"/>
           <w:lang w:val="en-US" w:eastAsia="zh-CN"/>
         </w:rPr>
-        <w:t>容量分析和评估</w:t>
-      </w:r>
-      <w:bookmarkEnd w:id="12"/>
-    </w:p>
-    <w:p>
-      <w:pPr>
-        <w:pStyle w:val="31"/>
-        <w:bidi w:val="0"/>
-        <w:rPr>
-          <w:rFonts w:hint="default"/>
-          <w:lang w:val="en-US" w:eastAsia="zh-CN"/>
-        </w:rPr>
-      </w:pPr>
-      <w:r>
-        <w:rPr>
-          <w:rFonts w:hint="eastAsia"/>
-          <w:lang w:val="en-US" w:eastAsia="zh-CN"/>
-        </w:rPr>
-        <w:t>运维</w:t>
-      </w:r>
-      <w:r>
-        <w:rPr>
-          <w:rFonts w:hint="default"/>
-          <w:lang w:val="en-US" w:eastAsia="zh-CN"/>
-        </w:rPr>
-        <w:t>项目经理定期对客户业务需求、业务系统容量数据、项目资源容量数据、进行分析和评估，分析容量趋势和变化，识别容量风险。必要情况下采取临时措施应对容量不足的问题。</w:t>
+        <w:t>整个流程的驱动源来自于业务战略和与服务级别协议（SLA）。运维项目经理首先需系统地收集来自客户业务规划、SLA性能指标、技术架构蓝图、历史性能数据以及法规要求等多方面的容量需求，并整理形成《容量需求清单》，作为所有后续活动的输入。</w:t>
       </w:r>
     </w:p>
     <w:p>
       <w:pPr>
-        <w:pStyle w:val="32"/>
-        <w:bidi w:val="0"/>
-        <w:rPr>
-          <w:rFonts w:hint="default"/>
-          <w:lang w:val="en-US" w:eastAsia="zh-CN"/>
-        </w:rPr>
-      </w:pPr>
-      <w:bookmarkStart w:id="13" w:name="_Toc24713"/>
+        <w:pStyle w:val="31"/>
+        <w:rPr>
+          <w:rFonts w:hint="default"/>
+          <w:lang w:val="en-US" w:eastAsia="zh-CN"/>
+        </w:rPr>
+      </w:pPr>
       <w:r>
         <w:rPr>
           <w:rFonts w:hint="default"/>
           <w:lang w:val="en-US" w:eastAsia="zh-CN"/>
         </w:rPr>
-        <w:t>容量优化</w:t>
-      </w:r>
-      <w:bookmarkEnd w:id="13"/>
-    </w:p>
-    <w:p>
-      <w:pPr>
-        <w:pStyle w:val="31"/>
-        <w:bidi w:val="0"/>
-        <w:rPr>
-          <w:rFonts w:hint="default"/>
-          <w:lang w:val="en-US" w:eastAsia="zh-CN"/>
-        </w:rPr>
-      </w:pPr>
-      <w:r>
-        <w:rPr>
-          <w:rFonts w:hint="default"/>
-          <w:lang w:val="en-US" w:eastAsia="zh-CN"/>
-        </w:rPr>
-        <w:t>针对容量风险，</w:t>
-      </w:r>
-      <w:r>
-        <w:rPr>
-          <w:rFonts w:hint="eastAsia"/>
-          <w:lang w:val="en-US" w:eastAsia="zh-CN"/>
-        </w:rPr>
-        <w:t>运维</w:t>
-      </w:r>
-      <w:r>
-        <w:rPr>
-          <w:rFonts w:hint="default"/>
-          <w:lang w:val="en-US" w:eastAsia="zh-CN"/>
-        </w:rPr>
-        <w:t>项目经理制定相应的《容量优化方案》，明确优化措施和实施计划。</w:t>
+        <w:t>基于清晰的需求，运维项目经理牵头进行容量分析，核心工作是制定《容量管理计划》。该计划不仅需评估当前资源利用率与性能基线，更需对未来业务增长进行量化预测，并据此规划出包括监控策略、阈值设定、扩容预案、时间表和预算在内的综合性方案，确保容量供给能够前瞻性地匹配业务发展节奏。</w:t>
       </w:r>
     </w:p>
     <w:p>
       <w:pPr>
         <w:pStyle w:val="31"/>
-        <w:bidi w:val="0"/>
         <w:rPr>
           <w:rFonts w:hint="default"/>
           <w:lang w:val="en-US" w:eastAsia="zh-CN"/>
@@ -2607,21 +2976,62 @@
       </w:pPr>
       <w:r>
         <w:rPr>
-          <w:rFonts w:hint="eastAsia"/>
-          <w:lang w:val="en-US" w:eastAsia="zh-CN"/>
-        </w:rPr>
-        <w:t>运维</w:t>
-      </w:r>
-      <w:r>
-        <w:rPr>
-          <w:rFonts w:hint="default"/>
-          <w:lang w:val="en-US" w:eastAsia="zh-CN"/>
-        </w:rPr>
-        <w:t>项目经理协同运维工程师从业务、技术、成本的角度对项目《容量优化方案》进行评审，在可控的成本范围内提升项目容量。必要情况下，客户服务工程师应当在容量优化后重新评估和更新项目《容量计划》。</w:t>
+          <w:rFonts w:hint="default"/>
+          <w:lang w:val="en-US" w:eastAsia="zh-CN"/>
+        </w:rPr>
+        <w:t>计划获批后，即进入实施与监控阶段。运维实施工程师依据计划部署监控工具，对计算、存储、网络及应用性能等关键指标进行持续追踪，并定期生成《容量监控记录》。当指标超过预设阈值时，系统将自动触发告警，此时需立即按事件管理流程介入，进行初步诊断与应急处理，防止事态扩大。</w:t>
       </w:r>
     </w:p>
     <w:p>
       <w:pPr>
+        <w:pStyle w:val="31"/>
+        <w:rPr>
+          <w:rFonts w:hint="default"/>
+          <w:lang w:val="en-US" w:eastAsia="zh-CN"/>
+        </w:rPr>
+      </w:pPr>
+      <w:r>
+        <w:rPr>
+          <w:rFonts w:hint="default"/>
+          <w:lang w:val="en-US" w:eastAsia="zh-CN"/>
+        </w:rPr>
+        <w:t>监控产生的海量数据需转化为有效洞察。运维项目经理需定期（至少每季度）执行容量趋势分析，运用统计方法研判资源消耗规律，预测未来的瓶颈与风险点，并编制《容量趋势分析报告》。这份报告是连接监控与行动的桥梁，其核心价值在于识别出“何时需要干预”。</w:t>
+      </w:r>
+    </w:p>
+    <w:p>
+      <w:pPr>
+        <w:pStyle w:val="31"/>
+        <w:rPr>
+          <w:rFonts w:hint="default"/>
+          <w:lang w:val="en-US" w:eastAsia="zh-CN"/>
+        </w:rPr>
+      </w:pPr>
+      <w:r>
+        <w:rPr>
+          <w:rFonts w:hint="default"/>
+          <w:lang w:val="en-US" w:eastAsia="zh-CN"/>
+        </w:rPr>
+        <w:t>一旦分析确认了容量瓶颈或迫近的风险，流程便进入优化与调整阶段。团队应优先考虑通过配置调优、架构梳理或资源重整等“软性”优化方案来挖掘现有潜力。若优化无法满足需求，则必须启动扩容或升级的硬件变更。至关重要的一点是，任何涉及资源物理变更或重要参数调整的方案，都必须严格遵循《变更管理流程》进行提交、评估、审批与实施， 以确保变更的受控性与可追溯性。变更实施后，需同步更新配置管理数据库（CMDB）并验证优化效果。</w:t>
+      </w:r>
+    </w:p>
+    <w:p>
+      <w:pPr>
+        <w:pStyle w:val="31"/>
+        <w:rPr>
+          <w:rFonts w:hint="default"/>
+          <w:lang w:val="en-US" w:eastAsia="zh-CN"/>
+        </w:rPr>
+      </w:pPr>
+      <w:r>
+        <w:rPr>
+          <w:rFonts w:hint="default"/>
+          <w:lang w:val="en-US" w:eastAsia="zh-CN"/>
+        </w:rPr>
+        <w:t>最后，为确保整个容量管理流程的持续有效性与战略一致性，运维部经理需每年至少组织一次正式的容量管理评审。评审会回顾年度计划的执行情况、分析重大容量事件的根本原因、评估预测模型的准确性，并基于业务新规划调整下一周期的容量策略，从而完成从战略到执行、再从执行反馈至战略的闭环管理。</w:t>
+      </w:r>
+    </w:p>
+    <w:p>
+      <w:pPr>
         <w:pStyle w:val="30"/>
         <w:bidi w:val="0"/>
         <w:rPr>
@@ -2629,15 +3039,15 @@
           <w:lang w:val="en-US" w:eastAsia="zh-CN"/>
         </w:rPr>
       </w:pPr>
-      <w:bookmarkStart w:id="14" w:name="_Toc23530"/>
+      <w:bookmarkStart w:id="12" w:name="_Toc11130"/>
       <w:r>
         <w:rPr>
           <w:rFonts w:hint="default"/>
           <w:lang w:val="en-US" w:eastAsia="zh-CN"/>
         </w:rPr>
-        <w:t>管理原则</w:t>
+        <w:t>与其他流程的关系</w:t>
       </w:r>
-      <w:bookmarkEnd w:id="14"/>
+      <w:bookmarkEnd w:id="12"/>
     </w:p>
     <w:p>
       <w:pPr>
@@ -2658,7 +3068,7 @@
           <w:rFonts w:hint="default"/>
           <w:lang w:val="en-US" w:eastAsia="zh-CN"/>
         </w:rPr>
-        <w:t>项目《容量计划》内容应包含核心设备接入指标与阈值、性能关键指标与阈值、系统容量监控计划、工具效能、重要业务节点人员安排等内容。</w:t>
+        <w:t>与事件管理流程的关系：在容量监控活动中，发现业务系统容量不足的情况，通过事件管理流程进行处置。</w:t>
       </w:r>
     </w:p>
     <w:p>
@@ -2680,7 +3090,7 @@
           <w:rFonts w:hint="default"/>
           <w:lang w:val="en-US" w:eastAsia="zh-CN"/>
         </w:rPr>
-        <w:t>应采取相关工具如监控工具开展系统容量的监控工作，提高容量监控效率。</w:t>
+        <w:t>与问题管理流程的关系：识别出影响系统容量的隐患，可通过问题管理流程进行处置。</w:t>
       </w:r>
     </w:p>
     <w:p>
@@ -2702,7 +3112,7 @@
           <w:rFonts w:hint="default"/>
           <w:lang w:val="en-US" w:eastAsia="zh-CN"/>
         </w:rPr>
-        <w:t>应至少每半年开展一次项目分析和评估工作。</w:t>
+        <w:t>与变更、发布管理流程的关系：系统容量优化的实施可通过变更、发布管理流程进行管控。</w:t>
       </w:r>
     </w:p>
     <w:p>
@@ -2724,7 +3134,7 @@
           <w:rFonts w:hint="default"/>
           <w:lang w:val="en-US" w:eastAsia="zh-CN"/>
         </w:rPr>
-        <w:t>容量的优化方案应符合预期成本范畴，并在客户许可的情况下实施。</w:t>
+        <w:t>与配置管理流程的关系：配置管理数据库为容量管理提供数据范畴。</w:t>
       </w:r>
     </w:p>
     <w:p>
@@ -2746,157 +3156,6 @@
           <w:rFonts w:hint="default"/>
           <w:lang w:val="en-US" w:eastAsia="zh-CN"/>
         </w:rPr>
-        <w:t>当系统容量发生重大调整后，应重新对《容量计划》进行评估和更新。</w:t>
-      </w:r>
-    </w:p>
-    <w:p>
-      <w:pPr>
-        <w:pStyle w:val="43"/>
-        <w:numPr>
-          <w:ilvl w:val="0"/>
-          <w:numId w:val="2"/>
-        </w:numPr>
-        <w:bidi w:val="0"/>
-        <w:ind w:left="425" w:leftChars="0" w:hanging="425" w:firstLineChars="0"/>
-        <w:rPr>
-          <w:rFonts w:hint="default"/>
-          <w:lang w:val="en-US" w:eastAsia="zh-CN"/>
-        </w:rPr>
-      </w:pPr>
-      <w:r>
-        <w:rPr>
-          <w:rFonts w:hint="default"/>
-          <w:lang w:val="en-US" w:eastAsia="zh-CN"/>
-        </w:rPr>
-        <w:t>每年应对容量管理过程进行评估、持续改进。</w:t>
-      </w:r>
-    </w:p>
-    <w:p>
-      <w:pPr>
-        <w:pStyle w:val="30"/>
-        <w:bidi w:val="0"/>
-        <w:rPr>
-          <w:rFonts w:hint="default"/>
-          <w:lang w:val="en-US" w:eastAsia="zh-CN"/>
-        </w:rPr>
-      </w:pPr>
-      <w:bookmarkStart w:id="15" w:name="_Toc481"/>
-      <w:r>
-        <w:rPr>
-          <w:rFonts w:hint="default"/>
-          <w:lang w:val="en-US" w:eastAsia="zh-CN"/>
-        </w:rPr>
-        <w:t>与其他流程的关系</w:t>
-      </w:r>
-      <w:bookmarkEnd w:id="15"/>
-    </w:p>
-    <w:p>
-      <w:pPr>
-        <w:pStyle w:val="43"/>
-        <w:numPr>
-          <w:ilvl w:val="0"/>
-          <w:numId w:val="3"/>
-        </w:numPr>
-        <w:bidi w:val="0"/>
-        <w:ind w:left="425" w:leftChars="0" w:hanging="425" w:firstLineChars="0"/>
-        <w:rPr>
-          <w:rFonts w:hint="default"/>
-          <w:lang w:val="en-US" w:eastAsia="zh-CN"/>
-        </w:rPr>
-      </w:pPr>
-      <w:r>
-        <w:rPr>
-          <w:rFonts w:hint="default"/>
-          <w:lang w:val="en-US" w:eastAsia="zh-CN"/>
-        </w:rPr>
-        <w:t>与事件管理流程的关系：在容量监控活动中，发现业务系统容量不足的情况，通过事件管理流程进行处置。</w:t>
-      </w:r>
-    </w:p>
-    <w:p>
-      <w:pPr>
-        <w:pStyle w:val="43"/>
-        <w:numPr>
-          <w:ilvl w:val="0"/>
-          <w:numId w:val="3"/>
-        </w:numPr>
-        <w:bidi w:val="0"/>
-        <w:ind w:left="425" w:leftChars="0" w:hanging="425" w:firstLineChars="0"/>
-        <w:rPr>
-          <w:rFonts w:hint="default"/>
-          <w:lang w:val="en-US" w:eastAsia="zh-CN"/>
-        </w:rPr>
-      </w:pPr>
-      <w:r>
-        <w:rPr>
-          <w:rFonts w:hint="default"/>
-          <w:lang w:val="en-US" w:eastAsia="zh-CN"/>
-        </w:rPr>
-        <w:t>与问题管理流程的关系：识别出影响系统容量的隐患，可通过问题管理流程进行处置。</w:t>
-      </w:r>
-    </w:p>
-    <w:p>
-      <w:pPr>
-        <w:pStyle w:val="43"/>
-        <w:numPr>
-          <w:ilvl w:val="0"/>
-          <w:numId w:val="3"/>
-        </w:numPr>
-        <w:bidi w:val="0"/>
-        <w:ind w:left="425" w:leftChars="0" w:hanging="425" w:firstLineChars="0"/>
-        <w:rPr>
-          <w:rFonts w:hint="default"/>
-          <w:lang w:val="en-US" w:eastAsia="zh-CN"/>
-        </w:rPr>
-      </w:pPr>
-      <w:r>
-        <w:rPr>
-          <w:rFonts w:hint="default"/>
-          <w:lang w:val="en-US" w:eastAsia="zh-CN"/>
-        </w:rPr>
-        <w:t>与变更、发布管理流程的关系：系统容量优化的实施可通过变更、发布管理流程进行管控。</w:t>
-      </w:r>
-    </w:p>
-    <w:p>
-      <w:pPr>
-        <w:pStyle w:val="43"/>
-        <w:numPr>
-          <w:ilvl w:val="0"/>
-          <w:numId w:val="3"/>
-        </w:numPr>
-        <w:bidi w:val="0"/>
-        <w:ind w:left="425" w:leftChars="0" w:hanging="425" w:firstLineChars="0"/>
-        <w:rPr>
-          <w:rFonts w:hint="default"/>
-          <w:lang w:val="en-US" w:eastAsia="zh-CN"/>
-        </w:rPr>
-      </w:pPr>
-      <w:r>
-        <w:rPr>
-          <w:rFonts w:hint="default"/>
-          <w:lang w:val="en-US" w:eastAsia="zh-CN"/>
-        </w:rPr>
-        <w:t>与配置管理流程的关系：配置管理数据库为容量管理提供数据范畴。</w:t>
-      </w:r>
-    </w:p>
-    <w:p>
-      <w:pPr>
-        <w:pStyle w:val="43"/>
-        <w:numPr>
-          <w:ilvl w:val="0"/>
-          <w:numId w:val="3"/>
-        </w:numPr>
-        <w:bidi w:val="0"/>
-        <w:ind w:left="425" w:leftChars="0" w:hanging="425" w:firstLineChars="0"/>
-        <w:rPr>
-          <w:rFonts w:hint="default"/>
-          <w:lang w:val="en-US" w:eastAsia="zh-CN"/>
-        </w:rPr>
-      </w:pPr>
-      <w:r>
-        <w:rPr>
-          <w:rFonts w:hint="default"/>
-          <w:lang w:val="en-US" w:eastAsia="zh-CN"/>
-        </w:rPr>
         <w:t>与可用性和连续管理流程的关系：系统容量的提升在一定程度上能够提升业务系统的可用性和连续性。</w:t>
       </w:r>
     </w:p>
@@ -2909,7 +3168,7 @@
           <w:lang w:val="en-US" w:eastAsia="zh-CN"/>
         </w:rPr>
       </w:pPr>
-      <w:bookmarkStart w:id="16" w:name="_Toc122"/>
+      <w:bookmarkStart w:id="13" w:name="_Toc16528"/>
       <w:r>
         <w:rPr>
           <w:rFonts w:hint="default"/>
@@ -2917,7 +3176,7 @@
         </w:rPr>
         <w:t>关键指标</w:t>
       </w:r>
-      <w:bookmarkEnd w:id="16"/>
+      <w:bookmarkEnd w:id="13"/>
     </w:p>
     <w:tbl>
       <w:tblPr>
@@ -3072,6 +3331,8 @@
               </w:rPr>
               <w:t>指标计算说明</w:t>
             </w:r>
+            <w:bookmarkStart w:id="15" w:name="_GoBack"/>
+            <w:bookmarkEnd w:id="15"/>
           </w:p>
         </w:tc>
         <w:tc>
@@ -3339,7 +3600,7 @@
           <w:lang w:val="en-US" w:eastAsia="zh-CN"/>
         </w:rPr>
       </w:pPr>
-      <w:bookmarkStart w:id="17" w:name="_Toc22230"/>
+      <w:bookmarkStart w:id="14" w:name="_Toc3083"/>
       <w:r>
         <w:rPr>
           <w:rFonts w:hint="default"/>
@@ -3347,7 +3608,7 @@
         </w:rPr>
         <w:t>相关记录文件</w:t>
       </w:r>
-      <w:bookmarkEnd w:id="17"/>
+      <w:bookmarkEnd w:id="14"/>
     </w:p>
     <w:p>
       <w:pPr>
@@ -3357,7 +3618,7 @@
         <w:widowControl w:val="0"/>
         <w:numPr>
           <w:ilvl w:val="0"/>
-          <w:numId w:val="4"/>
+          <w:numId w:val="3"/>
         </w:numPr>
         <w:kinsoku/>
         <w:wordWrap/>
@@ -3395,7 +3656,7 @@
         <w:widowControl w:val="0"/>
         <w:numPr>
           <w:ilvl w:val="0"/>
-          <w:numId w:val="4"/>
+          <w:numId w:val="3"/>
         </w:numPr>
         <w:kinsoku/>
         <w:wordWrap/>
@@ -3424,8 +3685,6 @@
         </w:rPr>
         <w:t>《容量分析和评估报告》</w:t>
       </w:r>
-      <w:bookmarkStart w:id="18" w:name="_GoBack"/>
-      <w:bookmarkEnd w:id="18"/>
     </w:p>
     <w:sectPr>
       <w:headerReference r:id="rId5" w:type="default"/>
@@ -3653,23 +3912,6 @@
     </w:lvl>
   </w:abstractNum>
   <w:abstractNum w:abstractNumId="1">
-    <w:nsid w:val="98177FD3"/>
-    <w:multiLevelType w:val="singleLevel"/>
-    <w:tmpl w:val="98177FD3"/>
-    <w:lvl w:ilvl="0" w:tentative="0">
-      <w:start w:val="1"/>
-      <w:numFmt w:val="decimal"/>
-      <w:lvlText w:val="%1."/>
-      <w:lvlJc w:val="left"/>
-      <w:pPr>
-        <w:ind w:left="425" w:hanging="425"/>
-      </w:pPr>
-      <w:rPr>
-        <w:rFonts w:hint="default"/>
-      </w:rPr>
-    </w:lvl>
-  </w:abstractNum>
-  <w:abstractNum w:abstractNumId="2">
     <w:nsid w:val="BCCF37B8"/>
     <w:multiLevelType w:val="singleLevel"/>
     <w:tmpl w:val="BCCF37B8"/>
@@ -3686,7 +3928,7 @@
       </w:rPr>
     </w:lvl>
   </w:abstractNum>
-  <w:abstractNum w:abstractNumId="3">
+  <w:abstractNum w:abstractNumId="2">
     <w:nsid w:val="63B18D39"/>
     <w:multiLevelType w:val="singleLevel"/>
     <w:tmpl w:val="63B18D39"/>
@@ -3707,13 +3949,10 @@
     <w:abstractNumId w:val="0"/>
   </w:num>
   <w:num w:numId="2">
-    <w:abstractNumId w:val="1"/>
+    <w:abstractNumId w:val="2"/>
   </w:num>
   <w:num w:numId="3">
-    <w:abstractNumId w:val="3"/>
-  </w:num>
-  <w:num w:numId="4">
-    <w:abstractNumId w:val="2"/>
+    <w:abstractNumId w:val="1"/>
   </w:num>
 </w:numbering>
 </file>
